--- a/report/Титульники.docx
+++ b/report/Титульники.docx
@@ -8607,6 +8607,54 @@
               <w:t>Диаграмма последовательности</w:t>
             </w:r>
           </w:p>
+          <w:p>
+            <w:pPr>
+              <w:spacing w:before="20" w:after="20"/>
+              <w:rPr>
+                <w:color w:val="000000" w:themeColor="text1"/>
+                <w:sz w:val="28"/>
+                <w:szCs w:val="28"/>
+                <w:highlight w:val="yellow"/>
+              </w:rPr>
+            </w:pPr>
+            <w:r>
+              <w:rPr>
+                <w:color w:val="000000" w:themeColor="text1"/>
+                <w:sz w:val="28"/>
+                <w:szCs w:val="28"/>
+                <w:highlight w:val="yellow"/>
+              </w:rPr>
+              <w:t xml:space="preserve">3 Диаграмма </w:t>
+            </w:r>
+            <w:r>
+              <w:rPr>
+                <w:color w:val="000000" w:themeColor="text1"/>
+                <w:sz w:val="28"/>
+                <w:szCs w:val="28"/>
+              </w:rPr>
+              <w:t>прецедентов</w:t>
+            </w:r>
+          </w:p>
+          <w:p>
+            <w:pPr>
+              <w:spacing w:before="20" w:after="20"/>
+              <w:rPr>
+                <w:color w:val="000000" w:themeColor="text1"/>
+                <w:sz w:val="28"/>
+                <w:szCs w:val="28"/>
+                <w:highlight w:val="yellow"/>
+              </w:rPr>
+            </w:pPr>
+            <w:r>
+              <w:rPr>
+                <w:color w:val="000000" w:themeColor="text1"/>
+                <w:sz w:val="28"/>
+                <w:szCs w:val="28"/>
+                <w:highlight w:val="yellow"/>
+              </w:rPr>
+              <w:t>4 Схема данных</w:t>
+            </w:r>
+          </w:p>
         </w:tc>
       </w:tr>
       <w:tr>
@@ -9103,6 +9151,353 @@
           <w:szCs w:val="28"/>
         </w:rPr>
       </w:pPr>
+      <w:r>
+        <w:rPr>
+          <w:noProof/>
+        </w:rPr>
+        <mc:AlternateContent>
+          <mc:Choice Requires="wps">
+            <w:drawing>
+              <wp:anchor distT="0" distB="0" distL="114300" distR="114300" simplePos="0" relativeHeight="251679744" behindDoc="0" locked="0" layoutInCell="1" allowOverlap="1" wp14:anchorId="40CF8ACB" wp14:editId="62FA06EC">
+                <wp:simplePos x="0" y="0"/>
+                <wp:positionH relativeFrom="column">
+                  <wp:posOffset>241796</wp:posOffset>
+                </wp:positionH>
+                <wp:positionV relativeFrom="paragraph">
+                  <wp:posOffset>2363174</wp:posOffset>
+                </wp:positionV>
+                <wp:extent cx="1416953" cy="166324"/>
+                <wp:effectExtent l="0" t="0" r="0" b="0"/>
+                <wp:wrapNone/>
+                <wp:docPr id="164343612" name="Rectangle 4770"/>
+                <wp:cNvGraphicFramePr>
+                  <a:graphicFrameLocks xmlns:a="http://schemas.openxmlformats.org/drawingml/2006/main"/>
+                </wp:cNvGraphicFramePr>
+                <a:graphic xmlns:a="http://schemas.openxmlformats.org/drawingml/2006/main">
+                  <a:graphicData uri="http://schemas.microsoft.com/office/word/2010/wordprocessingShape">
+                    <wps:wsp>
+                      <wps:cNvSpPr>
+                        <a:spLocks noChangeArrowheads="1"/>
+                      </wps:cNvSpPr>
+                      <wps:spPr bwMode="auto">
+                        <a:xfrm>
+                          <a:off x="0" y="0"/>
+                          <a:ext cx="1416953" cy="166324"/>
+                        </a:xfrm>
+                        <a:prstGeom prst="rect">
+                          <a:avLst/>
+                        </a:prstGeom>
+                        <a:noFill/>
+                        <a:ln>
+                          <a:noFill/>
+                        </a:ln>
+                        <a:effectLst/>
+                        <a:extLst>
+                          <a:ext uri="{909E8E84-426E-40DD-AFC4-6F175D3DCCD1}">
+                            <a14:hiddenFill xmlns:a14="http://schemas.microsoft.com/office/drawing/2010/main">
+                              <a:solidFill>
+                                <a:srgbClr val="FFFFFF"/>
+                              </a:solidFill>
+                            </a14:hiddenFill>
+                          </a:ext>
+                          <a:ext uri="{91240B29-F687-4F45-9708-019B960494DF}">
+                            <a14:hiddenLine xmlns:a14="http://schemas.microsoft.com/office/drawing/2010/main" w="3175">
+                              <a:solidFill>
+                                <a:srgbClr val="000000"/>
+                              </a:solidFill>
+                              <a:miter lim="800000"/>
+                              <a:headEnd/>
+                              <a:tailEnd/>
+                            </a14:hiddenLine>
+                          </a:ext>
+                          <a:ext uri="{AF507438-7753-43E0-B8FC-AC1667EBCBE1}">
+                            <a14:hiddenEffects xmlns:a14="http://schemas.microsoft.com/office/drawing/2010/main">
+                              <a:effectLst/>
+                            </a14:hiddenEffects>
+                          </a:ext>
+                        </a:extLst>
+                      </wps:spPr>
+                      <wps:txbx>
+                        <w:txbxContent>
+                          <w:p>
+                            <w:pPr>
+                              <w:pStyle w:val="a3"/>
+                              <w:rPr>
+                                <w:rFonts w:ascii="Times New Roman" w:hAnsi="Times New Roman"/>
+                                <w:color w:val="000000" w:themeColor="text1"/>
+                                <w:sz w:val="18"/>
+                                <w:szCs w:val="18"/>
+                                <w:lang w:val="ru-RU"/>
+                              </w:rPr>
+                            </w:pPr>
+                            <w:proofErr w:type="spellStart"/>
+                            <w:r>
+                              <w:rPr>
+                                <w:rFonts w:ascii="Times New Roman" w:hAnsi="Times New Roman"/>
+                                <w:iCs/>
+                                <w:color w:val="000000" w:themeColor="text1"/>
+                                <w:sz w:val="18"/>
+                                <w:szCs w:val="18"/>
+                                <w:lang w:val="ru-RU"/>
+                              </w:rPr>
+                              <w:t>Мавлекеева</w:t>
+                            </w:r>
+                            <w:proofErr w:type="spellEnd"/>
+                            <w:r>
+                              <w:rPr>
+                                <w:rFonts w:ascii="Times New Roman" w:hAnsi="Times New Roman"/>
+                                <w:iCs/>
+                                <w:color w:val="000000" w:themeColor="text1"/>
+                                <w:sz w:val="18"/>
+                                <w:szCs w:val="18"/>
+                                <w:lang w:val="ru-RU"/>
+                              </w:rPr>
+                              <w:t xml:space="preserve"> Л.И.</w:t>
+                            </w:r>
+                          </w:p>
+                          <w:p>
+                            <w:pPr>
+                              <w:pStyle w:val="6"/>
+                              <w:rPr>
+                                <w:i/>
+                                <w:iCs/>
+                                <w:color w:val="000000" w:themeColor="text1"/>
+                              </w:rPr>
+                            </w:pPr>
+                          </w:p>
+                        </w:txbxContent>
+                      </wps:txbx>
+                      <wps:bodyPr rot="0" vert="horz" wrap="square" lIns="12700" tIns="12700" rIns="12700" bIns="12700" anchor="t" anchorCtr="0" upright="1">
+                        <a:noAutofit/>
+                      </wps:bodyPr>
+                    </wps:wsp>
+                  </a:graphicData>
+                </a:graphic>
+              </wp:anchor>
+            </w:drawing>
+          </mc:Choice>
+          <mc:Fallback>
+            <w:pict>
+              <v:rect w14:anchorId="40CF8ACB" id="Rectangle 4770" o:spid="_x0000_s1074" style="position:absolute;margin-left:19.05pt;margin-top:186.1pt;width:111.55pt;height:13.1pt;z-index:251679744;visibility:visible;mso-wrap-style:square;mso-wrap-distance-left:9pt;mso-wrap-distance-top:0;mso-wrap-distance-right:9pt;mso-wrap-distance-bottom:0;mso-position-horizontal:absolute;mso-position-horizontal-relative:text;mso-position-vertical:absolute;mso-position-vertical-relative:text;v-text-anchor:top" o:gfxdata="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" filled="f" stroked="f" strokeweight=".25pt">
+                <v:textbox inset="1pt,1pt,1pt,1pt">
+                  <w:txbxContent>
+                    <w:p>
+                      <w:pPr>
+                        <w:pStyle w:val="a3"/>
+                        <w:rPr>
+                          <w:rFonts w:ascii="Times New Roman" w:hAnsi="Times New Roman"/>
+                          <w:color w:val="000000" w:themeColor="text1"/>
+                          <w:sz w:val="18"/>
+                          <w:szCs w:val="18"/>
+                          <w:lang w:val="ru-RU"/>
+                        </w:rPr>
+                      </w:pPr>
+                      <w:proofErr w:type="spellStart"/>
+                      <w:r>
+                        <w:rPr>
+                          <w:rFonts w:ascii="Times New Roman" w:hAnsi="Times New Roman"/>
+                          <w:iCs/>
+                          <w:color w:val="000000" w:themeColor="text1"/>
+                          <w:sz w:val="18"/>
+                          <w:szCs w:val="18"/>
+                          <w:lang w:val="ru-RU"/>
+                        </w:rPr>
+                        <w:t>Мавлекеева</w:t>
+                      </w:r>
+                      <w:proofErr w:type="spellEnd"/>
+                      <w:r>
+                        <w:rPr>
+                          <w:rFonts w:ascii="Times New Roman" w:hAnsi="Times New Roman"/>
+                          <w:iCs/>
+                          <w:color w:val="000000" w:themeColor="text1"/>
+                          <w:sz w:val="18"/>
+                          <w:szCs w:val="18"/>
+                          <w:lang w:val="ru-RU"/>
+                        </w:rPr>
+                        <w:t xml:space="preserve"> Л.И.</w:t>
+                      </w:r>
+                    </w:p>
+                    <w:p>
+                      <w:pPr>
+                        <w:pStyle w:val="6"/>
+                        <w:rPr>
+                          <w:i/>
+                          <w:iCs/>
+                          <w:color w:val="000000" w:themeColor="text1"/>
+                        </w:rPr>
+                      </w:pPr>
+                    </w:p>
+                  </w:txbxContent>
+                </v:textbox>
+              </v:rect>
+            </w:pict>
+          </mc:Fallback>
+        </mc:AlternateContent>
+      </w:r>
+      <w:r>
+        <w:rPr>
+          <w:noProof/>
+          <w:color w:val="000000" w:themeColor="text1"/>
+        </w:rPr>
+        <mc:AlternateContent>
+          <mc:Choice Requires="wps">
+            <w:drawing>
+              <wp:anchor distT="0" distB="0" distL="114300" distR="114300" simplePos="0" relativeHeight="251675648" behindDoc="0" locked="0" layoutInCell="1" allowOverlap="1" wp14:anchorId="1172F314" wp14:editId="4D7AD92E">
+                <wp:simplePos x="0" y="0"/>
+                <wp:positionH relativeFrom="column">
+                  <wp:posOffset>248092</wp:posOffset>
+                </wp:positionH>
+                <wp:positionV relativeFrom="paragraph">
+                  <wp:posOffset>2199325</wp:posOffset>
+                </wp:positionV>
+                <wp:extent cx="832934" cy="157168"/>
+                <wp:effectExtent l="0" t="0" r="0" b="0"/>
+                <wp:wrapNone/>
+                <wp:docPr id="948843534" name="Rectangle 4770"/>
+                <wp:cNvGraphicFramePr>
+                  <a:graphicFrameLocks xmlns:a="http://schemas.openxmlformats.org/drawingml/2006/main"/>
+                </wp:cNvGraphicFramePr>
+                <a:graphic xmlns:a="http://schemas.openxmlformats.org/drawingml/2006/main">
+                  <a:graphicData uri="http://schemas.microsoft.com/office/word/2010/wordprocessingShape">
+                    <wps:wsp>
+                      <wps:cNvSpPr>
+                        <a:spLocks noChangeArrowheads="1"/>
+                      </wps:cNvSpPr>
+                      <wps:spPr bwMode="auto">
+                        <a:xfrm>
+                          <a:off x="0" y="0"/>
+                          <a:ext cx="832934" cy="157168"/>
+                        </a:xfrm>
+                        <a:prstGeom prst="rect">
+                          <a:avLst/>
+                        </a:prstGeom>
+                        <a:noFill/>
+                        <a:ln>
+                          <a:noFill/>
+                        </a:ln>
+                        <a:effectLst/>
+                        <a:extLst>
+                          <a:ext uri="{909E8E84-426E-40DD-AFC4-6F175D3DCCD1}">
+                            <a14:hiddenFill xmlns:a14="http://schemas.microsoft.com/office/drawing/2010/main">
+                              <a:solidFill>
+                                <a:srgbClr val="FFFFFF"/>
+                              </a:solidFill>
+                            </a14:hiddenFill>
+                          </a:ext>
+                          <a:ext uri="{91240B29-F687-4F45-9708-019B960494DF}">
+                            <a14:hiddenLine xmlns:a14="http://schemas.microsoft.com/office/drawing/2010/main" w="3175">
+                              <a:solidFill>
+                                <a:srgbClr val="000000"/>
+                              </a:solidFill>
+                              <a:miter lim="800000"/>
+                              <a:headEnd/>
+                              <a:tailEnd/>
+                            </a14:hiddenLine>
+                          </a:ext>
+                          <a:ext uri="{AF507438-7753-43E0-B8FC-AC1667EBCBE1}">
+                            <a14:hiddenEffects xmlns:a14="http://schemas.microsoft.com/office/drawing/2010/main">
+                              <a:effectLst/>
+                            </a14:hiddenEffects>
+                          </a:ext>
+                        </a:extLst>
+                      </wps:spPr>
+                      <wps:txbx>
+                        <w:txbxContent>
+                          <w:p>
+                            <w:pPr>
+                              <w:pStyle w:val="a3"/>
+                              <w:rPr>
+                                <w:rFonts w:ascii="Times New Roman" w:hAnsi="Times New Roman"/>
+                                <w:color w:val="000000" w:themeColor="text1"/>
+                                <w:sz w:val="18"/>
+                                <w:szCs w:val="18"/>
+                                <w:lang w:val="ru-RU"/>
+                              </w:rPr>
+                            </w:pPr>
+                            <w:r>
+                              <w:rPr>
+                                <w:rFonts w:ascii="Times New Roman" w:hAnsi="Times New Roman"/>
+                                <w:iCs/>
+                                <w:color w:val="000000" w:themeColor="text1"/>
+                                <w:sz w:val="18"/>
+                                <w:szCs w:val="18"/>
+                                <w:lang w:val="ru-RU"/>
+                              </w:rPr>
+                              <w:t>Случаев М. К.</w:t>
+                            </w:r>
+                          </w:p>
+                          <w:p>
+                            <w:pPr>
+                              <w:pStyle w:val="6"/>
+                              <w:rPr>
+                                <w:i/>
+                                <w:iCs/>
+                                <w:color w:val="000000" w:themeColor="text1"/>
+                              </w:rPr>
+                            </w:pPr>
+                          </w:p>
+                        </w:txbxContent>
+                      </wps:txbx>
+                      <wps:bodyPr rot="0" vert="horz" wrap="square" lIns="12700" tIns="12700" rIns="12700" bIns="12700" anchor="t" anchorCtr="0" upright="1">
+                        <a:noAutofit/>
+                      </wps:bodyPr>
+                    </wps:wsp>
+                  </a:graphicData>
+                </a:graphic>
+                <wp14:sizeRelH relativeFrom="margin">
+                  <wp14:pctWidth>0</wp14:pctWidth>
+                </wp14:sizeRelH>
+                <wp14:sizeRelV relativeFrom="margin">
+                  <wp14:pctHeight>0</wp14:pctHeight>
+                </wp14:sizeRelV>
+              </wp:anchor>
+            </w:drawing>
+          </mc:Choice>
+          <mc:Fallback>
+            <w:pict>
+              <v:rect w14:anchorId="1172F314" id="_x0000_s1075" style="position:absolute;margin-left:19.55pt;margin-top:173.2pt;width:65.6pt;height:12.4pt;z-index:251675648;visibility:visible;mso-wrap-style:square;mso-width-percent:0;mso-height-percent:0;mso-wrap-distance-left:9pt;mso-wrap-distance-top:0;mso-wrap-distance-right:9pt;mso-wrap-distance-bottom:0;mso-position-horizontal:absolute;mso-position-horizontal-relative:text;mso-position-vertical:absolute;mso-position-vertical-relative:text;mso-width-percent:0;mso-height-percent:0;mso-width-relative:margin;mso-height-relative:margin;v-text-anchor:top" o:gfxdata="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" filled="f" stroked="f" strokeweight=".25pt">
+                <v:textbox inset="1pt,1pt,1pt,1pt">
+                  <w:txbxContent>
+                    <w:p>
+                      <w:pPr>
+                        <w:pStyle w:val="a3"/>
+                        <w:rPr>
+                          <w:rFonts w:ascii="Times New Roman" w:hAnsi="Times New Roman"/>
+                          <w:color w:val="000000" w:themeColor="text1"/>
+                          <w:sz w:val="18"/>
+                          <w:szCs w:val="18"/>
+                          <w:lang w:val="ru-RU"/>
+                        </w:rPr>
+                      </w:pPr>
+                      <w:r>
+                        <w:rPr>
+                          <w:rFonts w:ascii="Times New Roman" w:hAnsi="Times New Roman"/>
+                          <w:iCs/>
+                          <w:color w:val="000000" w:themeColor="text1"/>
+                          <w:sz w:val="18"/>
+                          <w:szCs w:val="18"/>
+                          <w:lang w:val="ru-RU"/>
+                        </w:rPr>
+                        <w:t>Случаев М. К.</w:t>
+                      </w:r>
+                    </w:p>
+                    <w:p>
+                      <w:pPr>
+                        <w:pStyle w:val="6"/>
+                        <w:rPr>
+                          <w:i/>
+                          <w:iCs/>
+                          <w:color w:val="000000" w:themeColor="text1"/>
+                        </w:rPr>
+                      </w:pPr>
+                    </w:p>
+                  </w:txbxContent>
+                </v:textbox>
+              </v:rect>
+            </w:pict>
+          </mc:Fallback>
+        </mc:AlternateContent>
+      </w:r>
       <w:r>
         <w:rPr>
           <w:color w:val="000000" w:themeColor="text1"/>
@@ -11326,6 +11721,353 @@
           <w:color w:val="000000" w:themeColor="text1"/>
         </w:rPr>
       </w:pPr>
+      <w:r>
+        <w:rPr>
+          <w:noProof/>
+        </w:rPr>
+        <mc:AlternateContent>
+          <mc:Choice Requires="wps">
+            <w:drawing>
+              <wp:anchor distT="0" distB="0" distL="114300" distR="114300" simplePos="0" relativeHeight="251677696" behindDoc="0" locked="0" layoutInCell="1" allowOverlap="1" wp14:anchorId="6BA92BC2" wp14:editId="18E83510">
+                <wp:simplePos x="0" y="0"/>
+                <wp:positionH relativeFrom="column">
+                  <wp:posOffset>247763</wp:posOffset>
+                </wp:positionH>
+                <wp:positionV relativeFrom="paragraph">
+                  <wp:posOffset>4431617</wp:posOffset>
+                </wp:positionV>
+                <wp:extent cx="1416953" cy="166324"/>
+                <wp:effectExtent l="0" t="0" r="0" b="0"/>
+                <wp:wrapNone/>
+                <wp:docPr id="1780392627" name="Rectangle 4770"/>
+                <wp:cNvGraphicFramePr>
+                  <a:graphicFrameLocks xmlns:a="http://schemas.openxmlformats.org/drawingml/2006/main"/>
+                </wp:cNvGraphicFramePr>
+                <a:graphic xmlns:a="http://schemas.openxmlformats.org/drawingml/2006/main">
+                  <a:graphicData uri="http://schemas.microsoft.com/office/word/2010/wordprocessingShape">
+                    <wps:wsp>
+                      <wps:cNvSpPr>
+                        <a:spLocks noChangeArrowheads="1"/>
+                      </wps:cNvSpPr>
+                      <wps:spPr bwMode="auto">
+                        <a:xfrm>
+                          <a:off x="0" y="0"/>
+                          <a:ext cx="1416953" cy="166324"/>
+                        </a:xfrm>
+                        <a:prstGeom prst="rect">
+                          <a:avLst/>
+                        </a:prstGeom>
+                        <a:noFill/>
+                        <a:ln>
+                          <a:noFill/>
+                        </a:ln>
+                        <a:effectLst/>
+                        <a:extLst>
+                          <a:ext uri="{909E8E84-426E-40DD-AFC4-6F175D3DCCD1}">
+                            <a14:hiddenFill xmlns:a14="http://schemas.microsoft.com/office/drawing/2010/main">
+                              <a:solidFill>
+                                <a:srgbClr val="FFFFFF"/>
+                              </a:solidFill>
+                            </a14:hiddenFill>
+                          </a:ext>
+                          <a:ext uri="{91240B29-F687-4F45-9708-019B960494DF}">
+                            <a14:hiddenLine xmlns:a14="http://schemas.microsoft.com/office/drawing/2010/main" w="3175">
+                              <a:solidFill>
+                                <a:srgbClr val="000000"/>
+                              </a:solidFill>
+                              <a:miter lim="800000"/>
+                              <a:headEnd/>
+                              <a:tailEnd/>
+                            </a14:hiddenLine>
+                          </a:ext>
+                          <a:ext uri="{AF507438-7753-43E0-B8FC-AC1667EBCBE1}">
+                            <a14:hiddenEffects xmlns:a14="http://schemas.microsoft.com/office/drawing/2010/main">
+                              <a:effectLst/>
+                            </a14:hiddenEffects>
+                          </a:ext>
+                        </a:extLst>
+                      </wps:spPr>
+                      <wps:txbx>
+                        <w:txbxContent>
+                          <w:p>
+                            <w:pPr>
+                              <w:pStyle w:val="a3"/>
+                              <w:rPr>
+                                <w:rFonts w:ascii="Times New Roman" w:hAnsi="Times New Roman"/>
+                                <w:color w:val="000000" w:themeColor="text1"/>
+                                <w:sz w:val="18"/>
+                                <w:szCs w:val="18"/>
+                                <w:lang w:val="ru-RU"/>
+                              </w:rPr>
+                            </w:pPr>
+                            <w:proofErr w:type="spellStart"/>
+                            <w:r>
+                              <w:rPr>
+                                <w:rFonts w:ascii="Times New Roman" w:hAnsi="Times New Roman"/>
+                                <w:iCs/>
+                                <w:color w:val="000000" w:themeColor="text1"/>
+                                <w:sz w:val="18"/>
+                                <w:szCs w:val="18"/>
+                                <w:lang w:val="ru-RU"/>
+                              </w:rPr>
+                              <w:t>Мавлекеева</w:t>
+                            </w:r>
+                            <w:proofErr w:type="spellEnd"/>
+                            <w:r>
+                              <w:rPr>
+                                <w:rFonts w:ascii="Times New Roman" w:hAnsi="Times New Roman"/>
+                                <w:iCs/>
+                                <w:color w:val="000000" w:themeColor="text1"/>
+                                <w:sz w:val="18"/>
+                                <w:szCs w:val="18"/>
+                                <w:lang w:val="ru-RU"/>
+                              </w:rPr>
+                              <w:t xml:space="preserve"> Л.И.</w:t>
+                            </w:r>
+                          </w:p>
+                          <w:p>
+                            <w:pPr>
+                              <w:pStyle w:val="6"/>
+                              <w:rPr>
+                                <w:i/>
+                                <w:iCs/>
+                                <w:color w:val="000000" w:themeColor="text1"/>
+                              </w:rPr>
+                            </w:pPr>
+                          </w:p>
+                        </w:txbxContent>
+                      </wps:txbx>
+                      <wps:bodyPr rot="0" vert="horz" wrap="square" lIns="12700" tIns="12700" rIns="12700" bIns="12700" anchor="t" anchorCtr="0" upright="1">
+                        <a:noAutofit/>
+                      </wps:bodyPr>
+                    </wps:wsp>
+                  </a:graphicData>
+                </a:graphic>
+              </wp:anchor>
+            </w:drawing>
+          </mc:Choice>
+          <mc:Fallback>
+            <w:pict>
+              <v:rect w14:anchorId="6BA92BC2" id="_x0000_s1102" style="position:absolute;left:0;text-align:left;margin-left:19.5pt;margin-top:348.95pt;width:111.55pt;height:13.1pt;z-index:251677696;visibility:visible;mso-wrap-style:square;mso-wrap-distance-left:9pt;mso-wrap-distance-top:0;mso-wrap-distance-right:9pt;mso-wrap-distance-bottom:0;mso-position-horizontal:absolute;mso-position-horizontal-relative:text;mso-position-vertical:absolute;mso-position-vertical-relative:text;v-text-anchor:top" o:gfxdata="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" filled="f" stroked="f" strokeweight=".25pt">
+                <v:textbox inset="1pt,1pt,1pt,1pt">
+                  <w:txbxContent>
+                    <w:p>
+                      <w:pPr>
+                        <w:pStyle w:val="a3"/>
+                        <w:rPr>
+                          <w:rFonts w:ascii="Times New Roman" w:hAnsi="Times New Roman"/>
+                          <w:color w:val="000000" w:themeColor="text1"/>
+                          <w:sz w:val="18"/>
+                          <w:szCs w:val="18"/>
+                          <w:lang w:val="ru-RU"/>
+                        </w:rPr>
+                      </w:pPr>
+                      <w:proofErr w:type="spellStart"/>
+                      <w:r>
+                        <w:rPr>
+                          <w:rFonts w:ascii="Times New Roman" w:hAnsi="Times New Roman"/>
+                          <w:iCs/>
+                          <w:color w:val="000000" w:themeColor="text1"/>
+                          <w:sz w:val="18"/>
+                          <w:szCs w:val="18"/>
+                          <w:lang w:val="ru-RU"/>
+                        </w:rPr>
+                        <w:t>Мавлекеева</w:t>
+                      </w:r>
+                      <w:proofErr w:type="spellEnd"/>
+                      <w:r>
+                        <w:rPr>
+                          <w:rFonts w:ascii="Times New Roman" w:hAnsi="Times New Roman"/>
+                          <w:iCs/>
+                          <w:color w:val="000000" w:themeColor="text1"/>
+                          <w:sz w:val="18"/>
+                          <w:szCs w:val="18"/>
+                          <w:lang w:val="ru-RU"/>
+                        </w:rPr>
+                        <w:t xml:space="preserve"> Л.И.</w:t>
+                      </w:r>
+                    </w:p>
+                    <w:p>
+                      <w:pPr>
+                        <w:pStyle w:val="6"/>
+                        <w:rPr>
+                          <w:i/>
+                          <w:iCs/>
+                          <w:color w:val="000000" w:themeColor="text1"/>
+                        </w:rPr>
+                      </w:pPr>
+                    </w:p>
+                  </w:txbxContent>
+                </v:textbox>
+              </v:rect>
+            </w:pict>
+          </mc:Fallback>
+        </mc:AlternateContent>
+      </w:r>
+      <w:r>
+        <w:rPr>
+          <w:noProof/>
+          <w:color w:val="000000" w:themeColor="text1"/>
+        </w:rPr>
+        <mc:AlternateContent>
+          <mc:Choice Requires="wps">
+            <w:drawing>
+              <wp:anchor distT="0" distB="0" distL="114300" distR="114300" simplePos="0" relativeHeight="251673600" behindDoc="0" locked="0" layoutInCell="1" allowOverlap="1" wp14:anchorId="7D6714AC" wp14:editId="247651A7">
+                <wp:simplePos x="0" y="0"/>
+                <wp:positionH relativeFrom="column">
+                  <wp:posOffset>254227</wp:posOffset>
+                </wp:positionH>
+                <wp:positionV relativeFrom="paragraph">
+                  <wp:posOffset>4266792</wp:posOffset>
+                </wp:positionV>
+                <wp:extent cx="832934" cy="157168"/>
+                <wp:effectExtent l="0" t="0" r="0" b="0"/>
+                <wp:wrapNone/>
+                <wp:docPr id="1112221998" name="Rectangle 4770"/>
+                <wp:cNvGraphicFramePr>
+                  <a:graphicFrameLocks xmlns:a="http://schemas.openxmlformats.org/drawingml/2006/main"/>
+                </wp:cNvGraphicFramePr>
+                <a:graphic xmlns:a="http://schemas.openxmlformats.org/drawingml/2006/main">
+                  <a:graphicData uri="http://schemas.microsoft.com/office/word/2010/wordprocessingShape">
+                    <wps:wsp>
+                      <wps:cNvSpPr>
+                        <a:spLocks noChangeArrowheads="1"/>
+                      </wps:cNvSpPr>
+                      <wps:spPr bwMode="auto">
+                        <a:xfrm>
+                          <a:off x="0" y="0"/>
+                          <a:ext cx="832934" cy="157168"/>
+                        </a:xfrm>
+                        <a:prstGeom prst="rect">
+                          <a:avLst/>
+                        </a:prstGeom>
+                        <a:noFill/>
+                        <a:ln>
+                          <a:noFill/>
+                        </a:ln>
+                        <a:effectLst/>
+                        <a:extLst>
+                          <a:ext uri="{909E8E84-426E-40DD-AFC4-6F175D3DCCD1}">
+                            <a14:hiddenFill xmlns:a14="http://schemas.microsoft.com/office/drawing/2010/main">
+                              <a:solidFill>
+                                <a:srgbClr val="FFFFFF"/>
+                              </a:solidFill>
+                            </a14:hiddenFill>
+                          </a:ext>
+                          <a:ext uri="{91240B29-F687-4F45-9708-019B960494DF}">
+                            <a14:hiddenLine xmlns:a14="http://schemas.microsoft.com/office/drawing/2010/main" w="3175">
+                              <a:solidFill>
+                                <a:srgbClr val="000000"/>
+                              </a:solidFill>
+                              <a:miter lim="800000"/>
+                              <a:headEnd/>
+                              <a:tailEnd/>
+                            </a14:hiddenLine>
+                          </a:ext>
+                          <a:ext uri="{AF507438-7753-43E0-B8FC-AC1667EBCBE1}">
+                            <a14:hiddenEffects xmlns:a14="http://schemas.microsoft.com/office/drawing/2010/main">
+                              <a:effectLst/>
+                            </a14:hiddenEffects>
+                          </a:ext>
+                        </a:extLst>
+                      </wps:spPr>
+                      <wps:txbx>
+                        <w:txbxContent>
+                          <w:p>
+                            <w:pPr>
+                              <w:pStyle w:val="a3"/>
+                              <w:rPr>
+                                <w:rFonts w:ascii="Times New Roman" w:hAnsi="Times New Roman"/>
+                                <w:color w:val="000000" w:themeColor="text1"/>
+                                <w:sz w:val="18"/>
+                                <w:szCs w:val="18"/>
+                                <w:lang w:val="ru-RU"/>
+                              </w:rPr>
+                            </w:pPr>
+                            <w:r>
+                              <w:rPr>
+                                <w:rFonts w:ascii="Times New Roman" w:hAnsi="Times New Roman"/>
+                                <w:iCs/>
+                                <w:color w:val="000000" w:themeColor="text1"/>
+                                <w:sz w:val="18"/>
+                                <w:szCs w:val="18"/>
+                                <w:lang w:val="ru-RU"/>
+                              </w:rPr>
+                              <w:t>Случаев М. К.</w:t>
+                            </w:r>
+                          </w:p>
+                          <w:p>
+                            <w:pPr>
+                              <w:pStyle w:val="6"/>
+                              <w:rPr>
+                                <w:i/>
+                                <w:iCs/>
+                                <w:color w:val="000000" w:themeColor="text1"/>
+                              </w:rPr>
+                            </w:pPr>
+                          </w:p>
+                        </w:txbxContent>
+                      </wps:txbx>
+                      <wps:bodyPr rot="0" vert="horz" wrap="square" lIns="12700" tIns="12700" rIns="12700" bIns="12700" anchor="t" anchorCtr="0" upright="1">
+                        <a:noAutofit/>
+                      </wps:bodyPr>
+                    </wps:wsp>
+                  </a:graphicData>
+                </a:graphic>
+                <wp14:sizeRelH relativeFrom="margin">
+                  <wp14:pctWidth>0</wp14:pctWidth>
+                </wp14:sizeRelH>
+                <wp14:sizeRelV relativeFrom="margin">
+                  <wp14:pctHeight>0</wp14:pctHeight>
+                </wp14:sizeRelV>
+              </wp:anchor>
+            </w:drawing>
+          </mc:Choice>
+          <mc:Fallback>
+            <w:pict>
+              <v:rect w14:anchorId="7D6714AC" id="_x0000_s1103" style="position:absolute;left:0;text-align:left;margin-left:20pt;margin-top:335.95pt;width:65.6pt;height:12.4pt;z-index:251673600;visibility:visible;mso-wrap-style:square;mso-width-percent:0;mso-height-percent:0;mso-wrap-distance-left:9pt;mso-wrap-distance-top:0;mso-wrap-distance-right:9pt;mso-wrap-distance-bottom:0;mso-position-horizontal:absolute;mso-position-horizontal-relative:text;mso-position-vertical:absolute;mso-position-vertical-relative:text;mso-width-percent:0;mso-height-percent:0;mso-width-relative:margin;mso-height-relative:margin;v-text-anchor:top" o:gfxdata="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" filled="f" stroked="f" strokeweight=".25pt">
+                <v:textbox inset="1pt,1pt,1pt,1pt">
+                  <w:txbxContent>
+                    <w:p>
+                      <w:pPr>
+                        <w:pStyle w:val="a3"/>
+                        <w:rPr>
+                          <w:rFonts w:ascii="Times New Roman" w:hAnsi="Times New Roman"/>
+                          <w:color w:val="000000" w:themeColor="text1"/>
+                          <w:sz w:val="18"/>
+                          <w:szCs w:val="18"/>
+                          <w:lang w:val="ru-RU"/>
+                        </w:rPr>
+                      </w:pPr>
+                      <w:r>
+                        <w:rPr>
+                          <w:rFonts w:ascii="Times New Roman" w:hAnsi="Times New Roman"/>
+                          <w:iCs/>
+                          <w:color w:val="000000" w:themeColor="text1"/>
+                          <w:sz w:val="18"/>
+                          <w:szCs w:val="18"/>
+                          <w:lang w:val="ru-RU"/>
+                        </w:rPr>
+                        <w:t>Случаев М. К.</w:t>
+                      </w:r>
+                    </w:p>
+                    <w:p>
+                      <w:pPr>
+                        <w:pStyle w:val="6"/>
+                        <w:rPr>
+                          <w:i/>
+                          <w:iCs/>
+                          <w:color w:val="000000" w:themeColor="text1"/>
+                        </w:rPr>
+                      </w:pPr>
+                    </w:p>
+                  </w:txbxContent>
+                </v:textbox>
+              </v:rect>
+            </w:pict>
+          </mc:Fallback>
+        </mc:AlternateContent>
+      </w:r>
     </w:p>
     <w:tbl>
       <w:tblPr>
@@ -12697,13 +13439,14 @@
             <w:pPr>
               <w:rPr>
                 <w:color w:val="000000" w:themeColor="text1"/>
+                <w:lang w:val="en-US"/>
               </w:rPr>
             </w:pPr>
             <w:r>
               <w:rPr>
                 <w:color w:val="000000" w:themeColor="text1"/>
               </w:rPr>
-              <w:t>*</w:t>
+              <w:t>60</w:t>
             </w:r>
           </w:p>
         </w:tc>

--- a/report/Титульники.docx
+++ b/report/Титульники.docx
@@ -882,7 +882,6 @@
                 <w:highlight w:val="yellow"/>
               </w:rPr>
             </w:pPr>
-            <w:proofErr w:type="spellStart"/>
             <w:r>
               <w:rPr>
                 <w:color w:val="000000" w:themeColor="text1"/>
@@ -928,7 +927,6 @@
               </w:rPr>
               <w:t>Случаев</w:t>
             </w:r>
-            <w:proofErr w:type="spellEnd"/>
           </w:p>
         </w:tc>
         <w:tc>
@@ -1325,7 +1323,6 @@
                 <w:highlight w:val="yellow"/>
               </w:rPr>
             </w:pPr>
-            <w:proofErr w:type="spellStart"/>
             <w:r>
               <w:rPr>
                 <w:color w:val="000000" w:themeColor="text1"/>
@@ -1371,7 +1368,6 @@
               </w:rPr>
               <w:t>Мавлекеева</w:t>
             </w:r>
-            <w:proofErr w:type="spellEnd"/>
           </w:p>
         </w:tc>
         <w:tc>
@@ -1763,7 +1759,6 @@
                 <w:highlight w:val="yellow"/>
               </w:rPr>
             </w:pPr>
-            <w:proofErr w:type="spellStart"/>
             <w:r>
               <w:rPr>
                 <w:color w:val="000000" w:themeColor="text1"/>
@@ -1809,7 +1804,6 @@
               </w:rPr>
               <w:t>Заббарова</w:t>
             </w:r>
-            <w:proofErr w:type="spellEnd"/>
           </w:p>
         </w:tc>
         <w:tc>
@@ -2320,7 +2314,6 @@
                 <w:szCs w:val="28"/>
               </w:rPr>
             </w:pPr>
-            <w:proofErr w:type="spellStart"/>
             <w:r>
               <w:rPr>
                 <w:color w:val="000000" w:themeColor="text1"/>
@@ -2329,7 +2322,6 @@
               </w:rPr>
               <w:t>Е.А.Цыбина</w:t>
             </w:r>
-            <w:proofErr w:type="spellEnd"/>
           </w:p>
         </w:tc>
         <w:tc>
@@ -2869,7 +2861,6 @@
               </w:rPr>
               <w:t>_____________</w:t>
             </w:r>
-            <w:proofErr w:type="spellStart"/>
             <w:r>
               <w:rPr>
                 <w:color w:val="000000" w:themeColor="text1"/>
@@ -2878,7 +2869,6 @@
               </w:rPr>
               <w:t>Э.Р.Соколова</w:t>
             </w:r>
-            <w:proofErr w:type="spellEnd"/>
           </w:p>
           <w:p>
             <w:pPr>
@@ -3248,23 +3238,13 @@
                 <w:szCs w:val="28"/>
               </w:rPr>
             </w:pPr>
-            <w:proofErr w:type="spellStart"/>
             <w:r>
               <w:rPr>
                 <w:color w:val="000000" w:themeColor="text1"/>
                 <w:sz w:val="28"/>
                 <w:szCs w:val="28"/>
               </w:rPr>
-              <w:t>Случаеву</w:t>
-            </w:r>
-            <w:proofErr w:type="spellEnd"/>
-            <w:r>
-              <w:rPr>
-                <w:color w:val="000000" w:themeColor="text1"/>
-                <w:sz w:val="28"/>
-                <w:szCs w:val="28"/>
-              </w:rPr>
-              <w:t xml:space="preserve"> Максиму Константиновичу</w:t>
+              <w:t>Случаеву Максиму Константиновичу</w:t>
             </w:r>
           </w:p>
         </w:tc>
@@ -4270,7 +4250,6 @@
                 <w:szCs w:val="28"/>
               </w:rPr>
             </w:pPr>
-            <w:proofErr w:type="spellStart"/>
             <w:r>
               <w:rPr>
                 <w:color w:val="000000" w:themeColor="text1"/>
@@ -4279,7 +4258,6 @@
               </w:rPr>
               <w:t>Л.А.Латыпова</w:t>
             </w:r>
-            <w:proofErr w:type="spellEnd"/>
           </w:p>
         </w:tc>
         <w:tc>
@@ -4525,7 +4503,6 @@
                 <w:color w:val="000000" w:themeColor="text1"/>
               </w:rPr>
             </w:pPr>
-            <w:proofErr w:type="spellStart"/>
             <w:r>
               <w:rPr>
                 <w:color w:val="000000" w:themeColor="text1"/>
@@ -4571,7 +4548,6 @@
               </w:rPr>
               <w:t>Мавлекеева</w:t>
             </w:r>
-            <w:proofErr w:type="spellEnd"/>
           </w:p>
         </w:tc>
         <w:tc>
@@ -5357,21 +5333,12 @@
                                     <w:szCs w:val="18"/>
                                   </w:rPr>
                                 </w:pPr>
-                                <w:proofErr w:type="spellStart"/>
                                 <w:r>
                                   <w:rPr>
                                     <w:sz w:val="18"/>
                                     <w:szCs w:val="18"/>
                                   </w:rPr>
-                                  <w:t>Изм</w:t>
-                                </w:r>
-                                <w:proofErr w:type="spellEnd"/>
-                                <w:r>
-                                  <w:rPr>
-                                    <w:sz w:val="18"/>
-                                    <w:szCs w:val="18"/>
-                                  </w:rPr>
-                                  <w:t>.</w:t>
+                                  <w:t>Изм.</w:t>
                                 </w:r>
                               </w:p>
                             </w:txbxContent>
@@ -5507,23 +5474,7 @@
                                     <w:sz w:val="18"/>
                                     <w:szCs w:val="18"/>
                                   </w:rPr>
-                                  <w:t xml:space="preserve">№ </w:t>
-                                </w:r>
-                                <w:proofErr w:type="spellStart"/>
-                                <w:r>
-                                  <w:rPr>
-                                    <w:sz w:val="18"/>
-                                    <w:szCs w:val="18"/>
-                                  </w:rPr>
-                                  <w:t>докум</w:t>
-                                </w:r>
-                                <w:proofErr w:type="spellEnd"/>
-                                <w:r>
-                                  <w:rPr>
-                                    <w:sz w:val="18"/>
-                                    <w:szCs w:val="18"/>
-                                  </w:rPr>
-                                  <w:t>.</w:t>
+                                  <w:t>№ докум.</w:t>
                                 </w:r>
                               </w:p>
                             </w:txbxContent>
@@ -5586,7 +5537,6 @@
                                     <w:szCs w:val="18"/>
                                   </w:rPr>
                                 </w:pPr>
-                                <w:proofErr w:type="spellStart"/>
                                 <w:r>
                                   <w:rPr>
                                     <w:sz w:val="18"/>
@@ -5594,7 +5544,6 @@
                                   </w:rPr>
                                   <w:t>Подпись</w:t>
                                 </w:r>
-                                <w:proofErr w:type="spellEnd"/>
                               </w:p>
                             </w:txbxContent>
                           </wps:txbx>
@@ -6288,21 +6237,12 @@
                                     <w:szCs w:val="18"/>
                                   </w:rPr>
                                 </w:pPr>
-                                <w:proofErr w:type="spellStart"/>
                                 <w:r>
                                   <w:rPr>
                                     <w:sz w:val="18"/>
                                     <w:szCs w:val="18"/>
                                   </w:rPr>
-                                  <w:t>Разраб</w:t>
-                                </w:r>
-                                <w:proofErr w:type="spellEnd"/>
-                                <w:r>
-                                  <w:rPr>
-                                    <w:sz w:val="18"/>
-                                    <w:szCs w:val="18"/>
-                                  </w:rPr>
-                                  <w:t>.</w:t>
+                                  <w:t>Разраб.</w:t>
                                 </w:r>
                               </w:p>
                             </w:txbxContent>
@@ -6364,21 +6304,12 @@
                                     <w:szCs w:val="18"/>
                                   </w:rPr>
                                 </w:pPr>
-                                <w:proofErr w:type="spellStart"/>
                                 <w:r>
                                   <w:rPr>
                                     <w:sz w:val="18"/>
                                     <w:szCs w:val="18"/>
                                   </w:rPr>
-                                  <w:t>Провер</w:t>
-                                </w:r>
-                                <w:proofErr w:type="spellEnd"/>
-                                <w:r>
-                                  <w:rPr>
-                                    <w:sz w:val="18"/>
-                                    <w:szCs w:val="18"/>
-                                  </w:rPr>
-                                  <w:t>.</w:t>
+                                  <w:t>Провер.</w:t>
                                 </w:r>
                               </w:p>
                             </w:txbxContent>
@@ -6724,14 +6655,12 @@
                                       <w:sz w:val="18"/>
                                     </w:rPr>
                                   </w:pPr>
-                                  <w:proofErr w:type="spellStart"/>
                                   <w:r>
                                     <w:rPr>
                                       <w:sz w:val="18"/>
                                     </w:rPr>
                                     <w:t>Ут</w:t>
                                   </w:r>
-                                  <w:proofErr w:type="spellEnd"/>
                                   <w:r>
                                     <w:rPr>
                                       <w:sz w:val="18"/>
@@ -7583,21 +7512,12 @@
                               <w:szCs w:val="18"/>
                             </w:rPr>
                           </w:pPr>
-                          <w:proofErr w:type="spellStart"/>
                           <w:r>
                             <w:rPr>
                               <w:sz w:val="18"/>
                               <w:szCs w:val="18"/>
                             </w:rPr>
-                            <w:t>Изм</w:t>
-                          </w:r>
-                          <w:proofErr w:type="spellEnd"/>
-                          <w:r>
-                            <w:rPr>
-                              <w:sz w:val="18"/>
-                              <w:szCs w:val="18"/>
-                            </w:rPr>
-                            <w:t>.</w:t>
+                            <w:t>Изм.</w:t>
                           </w:r>
                         </w:p>
                       </w:txbxContent>
@@ -7643,23 +7563,7 @@
                               <w:sz w:val="18"/>
                               <w:szCs w:val="18"/>
                             </w:rPr>
-                            <w:t xml:space="preserve">№ </w:t>
-                          </w:r>
-                          <w:proofErr w:type="spellStart"/>
-                          <w:r>
-                            <w:rPr>
-                              <w:sz w:val="18"/>
-                              <w:szCs w:val="18"/>
-                            </w:rPr>
-                            <w:t>докум</w:t>
-                          </w:r>
-                          <w:proofErr w:type="spellEnd"/>
-                          <w:r>
-                            <w:rPr>
-                              <w:sz w:val="18"/>
-                              <w:szCs w:val="18"/>
-                            </w:rPr>
-                            <w:t>.</w:t>
+                            <w:t>№ докум.</w:t>
                           </w:r>
                         </w:p>
                       </w:txbxContent>
@@ -7677,7 +7581,6 @@
                               <w:szCs w:val="18"/>
                             </w:rPr>
                           </w:pPr>
-                          <w:proofErr w:type="spellStart"/>
                           <w:r>
                             <w:rPr>
                               <w:sz w:val="18"/>
@@ -7685,7 +7588,6 @@
                             </w:rPr>
                             <w:t>Подпись</w:t>
                           </w:r>
-                          <w:proofErr w:type="spellEnd"/>
                         </w:p>
                       </w:txbxContent>
                     </v:textbox>
@@ -7949,21 +7851,12 @@
                               <w:szCs w:val="18"/>
                             </w:rPr>
                           </w:pPr>
-                          <w:proofErr w:type="spellStart"/>
                           <w:r>
                             <w:rPr>
                               <w:sz w:val="18"/>
                               <w:szCs w:val="18"/>
                             </w:rPr>
-                            <w:t>Разраб</w:t>
-                          </w:r>
-                          <w:proofErr w:type="spellEnd"/>
-                          <w:r>
-                            <w:rPr>
-                              <w:sz w:val="18"/>
-                              <w:szCs w:val="18"/>
-                            </w:rPr>
-                            <w:t>.</w:t>
+                            <w:t>Разраб.</w:t>
                           </w:r>
                         </w:p>
                       </w:txbxContent>
@@ -7980,21 +7873,12 @@
                               <w:szCs w:val="18"/>
                             </w:rPr>
                           </w:pPr>
-                          <w:proofErr w:type="spellStart"/>
                           <w:r>
                             <w:rPr>
                               <w:sz w:val="18"/>
                               <w:szCs w:val="18"/>
                             </w:rPr>
-                            <w:t>Провер</w:t>
-                          </w:r>
-                          <w:proofErr w:type="spellEnd"/>
-                          <w:r>
-                            <w:rPr>
-                              <w:sz w:val="18"/>
-                              <w:szCs w:val="18"/>
-                            </w:rPr>
-                            <w:t>.</w:t>
+                            <w:t>Провер.</w:t>
                           </w:r>
                         </w:p>
                       </w:txbxContent>
@@ -8079,14 +7963,12 @@
                                 <w:sz w:val="18"/>
                               </w:rPr>
                             </w:pPr>
-                            <w:proofErr w:type="spellStart"/>
                             <w:r>
                               <w:rPr>
                                 <w:sz w:val="18"/>
                               </w:rPr>
                               <w:t>Ут</w:t>
                             </w:r>
-                            <w:proofErr w:type="spellEnd"/>
                             <w:r>
                               <w:rPr>
                                 <w:sz w:val="18"/>
@@ -8402,6 +8284,30 @@
               </w:rPr>
               <w:t xml:space="preserve"> Лекционный материал</w:t>
             </w:r>
+            <w:r>
+              <w:rPr>
+                <w:color w:val="000000" w:themeColor="text1"/>
+                <w:sz w:val="28"/>
+                <w:szCs w:val="28"/>
+              </w:rPr>
+              <w:t xml:space="preserve">, </w:t>
+            </w:r>
+            <w:r>
+              <w:rPr>
+                <w:color w:val="000000" w:themeColor="text1"/>
+                <w:sz w:val="28"/>
+                <w:szCs w:val="28"/>
+              </w:rPr>
+              <w:t>название лекции, предмет лекции, курс предмета</w:t>
+            </w:r>
+            <w:r>
+              <w:rPr>
+                <w:color w:val="000000" w:themeColor="text1"/>
+                <w:sz w:val="28"/>
+                <w:szCs w:val="28"/>
+              </w:rPr>
+              <w:t>.</w:t>
+            </w:r>
           </w:p>
           <w:p>
             <w:pPr>
@@ -9158,13 +9064,13 @@
         <mc:AlternateContent>
           <mc:Choice Requires="wps">
             <w:drawing>
-              <wp:anchor distT="0" distB="0" distL="114300" distR="114300" simplePos="0" relativeHeight="251679744" behindDoc="0" locked="0" layoutInCell="1" allowOverlap="1" wp14:anchorId="40CF8ACB" wp14:editId="62FA06EC">
+              <wp:anchor distT="0" distB="0" distL="114300" distR="114300" simplePos="0" relativeHeight="251679744" behindDoc="0" locked="0" layoutInCell="1" allowOverlap="1" wp14:anchorId="40CF8ACB" wp14:editId="7BD67E49">
                 <wp:simplePos x="0" y="0"/>
                 <wp:positionH relativeFrom="column">
-                  <wp:posOffset>241796</wp:posOffset>
+                  <wp:posOffset>236415</wp:posOffset>
                 </wp:positionH>
                 <wp:positionV relativeFrom="paragraph">
-                  <wp:posOffset>2363174</wp:posOffset>
+                  <wp:posOffset>2068322</wp:posOffset>
                 </wp:positionV>
                 <wp:extent cx="1416953" cy="166324"/>
                 <wp:effectExtent l="0" t="0" r="0" b="0"/>
@@ -9230,7 +9136,6 @@
                                 <w:lang w:val="ru-RU"/>
                               </w:rPr>
                             </w:pPr>
-                            <w:proofErr w:type="spellStart"/>
                             <w:r>
                               <w:rPr>
                                 <w:rFonts w:ascii="Times New Roman" w:hAnsi="Times New Roman"/>
@@ -9240,19 +9145,7 @@
                                 <w:szCs w:val="18"/>
                                 <w:lang w:val="ru-RU"/>
                               </w:rPr>
-                              <w:t>Мавлекеева</w:t>
-                            </w:r>
-                            <w:proofErr w:type="spellEnd"/>
-                            <w:r>
-                              <w:rPr>
-                                <w:rFonts w:ascii="Times New Roman" w:hAnsi="Times New Roman"/>
-                                <w:iCs/>
-                                <w:color w:val="000000" w:themeColor="text1"/>
-                                <w:sz w:val="18"/>
-                                <w:szCs w:val="18"/>
-                                <w:lang w:val="ru-RU"/>
-                              </w:rPr>
-                              <w:t xml:space="preserve"> Л.И.</w:t>
+                              <w:t>Мавлекеева Л.И.</w:t>
                             </w:r>
                           </w:p>
                           <w:p>
@@ -9278,7 +9171,7 @@
           </mc:Choice>
           <mc:Fallback>
             <w:pict>
-              <v:rect w14:anchorId="40CF8ACB" id="Rectangle 4770" o:spid="_x0000_s1074" style="position:absolute;margin-left:19.05pt;margin-top:186.1pt;width:111.55pt;height:13.1pt;z-index:251679744;visibility:visible;mso-wrap-style:square;mso-wrap-distance-left:9pt;mso-wrap-distance-top:0;mso-wrap-distance-right:9pt;mso-wrap-distance-bottom:0;mso-position-horizontal:absolute;mso-position-horizontal-relative:text;mso-position-vertical:absolute;mso-position-vertical-relative:text;v-text-anchor:top" o:gfxdata="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" filled="f" stroked="f" strokeweight=".25pt">
+              <v:rect w14:anchorId="40CF8ACB" id="Rectangle 4770" o:spid="_x0000_s1074" style="position:absolute;margin-left:18.6pt;margin-top:162.85pt;width:111.55pt;height:13.1pt;z-index:251679744;visibility:visible;mso-wrap-style:square;mso-wrap-distance-left:9pt;mso-wrap-distance-top:0;mso-wrap-distance-right:9pt;mso-wrap-distance-bottom:0;mso-position-horizontal:absolute;mso-position-horizontal-relative:text;mso-position-vertical:absolute;mso-position-vertical-relative:text;v-text-anchor:top" o:gfxdata="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" filled="f" stroked="f" strokeweight=".25pt">
                 <v:textbox inset="1pt,1pt,1pt,1pt">
                   <w:txbxContent>
                     <w:p>
@@ -9292,7 +9185,6 @@
                           <w:lang w:val="ru-RU"/>
                         </w:rPr>
                       </w:pPr>
-                      <w:proofErr w:type="spellStart"/>
                       <w:r>
                         <w:rPr>
                           <w:rFonts w:ascii="Times New Roman" w:hAnsi="Times New Roman"/>
@@ -9302,19 +9194,7 @@
                           <w:szCs w:val="18"/>
                           <w:lang w:val="ru-RU"/>
                         </w:rPr>
-                        <w:t>Мавлекеева</w:t>
-                      </w:r>
-                      <w:proofErr w:type="spellEnd"/>
-                      <w:r>
-                        <w:rPr>
-                          <w:rFonts w:ascii="Times New Roman" w:hAnsi="Times New Roman"/>
-                          <w:iCs/>
-                          <w:color w:val="000000" w:themeColor="text1"/>
-                          <w:sz w:val="18"/>
-                          <w:szCs w:val="18"/>
-                          <w:lang w:val="ru-RU"/>
-                        </w:rPr>
-                        <w:t xml:space="preserve"> Л.И.</w:t>
+                        <w:t>Мавлекеева Л.И.</w:t>
                       </w:r>
                     </w:p>
                     <w:p>
@@ -9342,13 +9222,13 @@
         <mc:AlternateContent>
           <mc:Choice Requires="wps">
             <w:drawing>
-              <wp:anchor distT="0" distB="0" distL="114300" distR="114300" simplePos="0" relativeHeight="251675648" behindDoc="0" locked="0" layoutInCell="1" allowOverlap="1" wp14:anchorId="1172F314" wp14:editId="4D7AD92E">
+              <wp:anchor distT="0" distB="0" distL="114300" distR="114300" simplePos="0" relativeHeight="251675648" behindDoc="0" locked="0" layoutInCell="1" allowOverlap="1" wp14:anchorId="1172F314" wp14:editId="4043430B">
                 <wp:simplePos x="0" y="0"/>
                 <wp:positionH relativeFrom="column">
-                  <wp:posOffset>248092</wp:posOffset>
+                  <wp:posOffset>247650</wp:posOffset>
                 </wp:positionH>
                 <wp:positionV relativeFrom="paragraph">
-                  <wp:posOffset>2199325</wp:posOffset>
+                  <wp:posOffset>1889153</wp:posOffset>
                 </wp:positionV>
                 <wp:extent cx="832934" cy="157168"/>
                 <wp:effectExtent l="0" t="0" r="0" b="0"/>
@@ -9455,7 +9335,7 @@
           </mc:Choice>
           <mc:Fallback>
             <w:pict>
-              <v:rect w14:anchorId="1172F314" id="_x0000_s1075" style="position:absolute;margin-left:19.55pt;margin-top:173.2pt;width:65.6pt;height:12.4pt;z-index:251675648;visibility:visible;mso-wrap-style:square;mso-width-percent:0;mso-height-percent:0;mso-wrap-distance-left:9pt;mso-wrap-distance-top:0;mso-wrap-distance-right:9pt;mso-wrap-distance-bottom:0;mso-position-horizontal:absolute;mso-position-horizontal-relative:text;mso-position-vertical:absolute;mso-position-vertical-relative:text;mso-width-percent:0;mso-height-percent:0;mso-width-relative:margin;mso-height-relative:margin;v-text-anchor:top" o:gfxdata="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" filled="f" stroked="f" strokeweight=".25pt">
+              <v:rect w14:anchorId="1172F314" id="_x0000_s1075" style="position:absolute;margin-left:19.5pt;margin-top:148.75pt;width:65.6pt;height:12.4pt;z-index:251675648;visibility:visible;mso-wrap-style:square;mso-width-percent:0;mso-height-percent:0;mso-wrap-distance-left:9pt;mso-wrap-distance-top:0;mso-wrap-distance-right:9pt;mso-wrap-distance-bottom:0;mso-position-horizontal:absolute;mso-position-horizontal-relative:text;mso-position-vertical:absolute;mso-position-vertical-relative:text;mso-width-percent:0;mso-height-percent:0;mso-width-relative:margin;mso-height-relative:margin;v-text-anchor:top" o:gfxdata="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" filled="f" stroked="f" strokeweight=".25pt">
                 <v:textbox inset="1pt,1pt,1pt,1pt">
                   <w:txbxContent>
                     <w:p>
@@ -10863,8 +10743,8 @@
           </mc:Choice>
           <mc:Fallback>
             <w:pict>
-              <v:group w14:anchorId="325B8267" id="Group 4792" o:spid="_x0000_s1074" style="position:absolute;margin-left:-43.25pt;margin-top:-14.05pt;width:520.2pt;height:791.5pt;z-index:251662336" coordorigin="1213,382" coordsize="10403,16097" o:gfxdata="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">
-                <v:rect id="Rectangle 4793" o:spid="_x0000_s1075" style="position:absolute;left:5231;top:15802;width:5746;height:383;visibility:visible;mso-wrap-style:square;v-text-anchor:top" o:gfxdata="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" filled="f" stroked="f" strokeweight=".25pt">
+              <v:group w14:anchorId="325B8267" id="Group 4792" o:spid="_x0000_s1076" style="position:absolute;margin-left:-43.25pt;margin-top:-14.05pt;width:520.2pt;height:791.5pt;z-index:251662336" coordorigin="1213,382" coordsize="10403,16097" o:gfxdata="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">
+                <v:rect id="Rectangle 4793" o:spid="_x0000_s1077" style="position:absolute;left:5231;top:15802;width:5746;height:383;visibility:visible;mso-wrap-style:square;v-text-anchor:top" o:gfxdata="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" filled="f" stroked="f" strokeweight=".25pt">
                   <v:textbox inset="1pt,1pt,1pt,1pt">
                     <w:txbxContent>
                       <w:p>
@@ -11037,24 +10917,24 @@
                     </w:txbxContent>
                   </v:textbox>
                 </v:rect>
-                <v:group id="Group 4794" o:spid="_x0000_s1076" style="position:absolute;left:1213;top:382;width:10403;height:16097" coordorigin="1213,382" coordsize="10403,16097" o:gfxdata="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">
-                  <v:group id="Group 4795" o:spid="_x0000_s1077" style="position:absolute;left:1213;top:382;width:10403;height:16052" coordorigin="1158,-1746" coordsize="10403,16052" o:gfxdata="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">
-                    <v:rect id="Rectangle 4796" o:spid="_x0000_s1078" style="position:absolute;left:1158;top:-1746;width:10376;height:16046;visibility:visible;mso-wrap-style:square;v-text-anchor:top" o:gfxdata="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" filled="f" strokeweight="2pt"/>
-                    <v:group id="Group 4797" o:spid="_x0000_s1079" style="position:absolute;left:1163;top:13449;width:10398;height:857" coordorigin="1163,13449" coordsize="10398,857" o:gfxdata="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">
-                      <v:line id="Line 4798" o:spid="_x0000_s1080" style="position:absolute;visibility:visible;mso-wrap-style:square" from="1163,13979" to="5117,13980" o:connectortype="straight" o:gfxdata="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" strokeweight="1pt"/>
-                      <v:line id="Line 4799" o:spid="_x0000_s1081" style="position:absolute;visibility:visible;mso-wrap-style:square" from="1712,13456" to="1713,14290" o:connectortype="straight" o:gfxdata="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" strokeweight="2pt"/>
-                      <v:line id="Line 4800" o:spid="_x0000_s1082" style="position:absolute;visibility:visible;mso-wrap-style:square" from="5127,13456" to="5128,14282" o:connectortype="straight" o:gfxdata="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" strokeweight="2pt"/>
-                      <v:line id="Line 4801" o:spid="_x0000_s1083" style="position:absolute;visibility:visible;mso-wrap-style:square" from="1163,13449" to="11522,13450" o:connectortype="straight" o:gfxdata="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" strokeweight="2pt"/>
-                      <v:line id="Line 4802" o:spid="_x0000_s1084" style="position:absolute;visibility:visible;mso-wrap-style:square" from="2380,13456" to="2381,14290" o:connectortype="straight" o:gfxdata="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" strokeweight="2pt"/>
-                      <v:line id="Line 4803" o:spid="_x0000_s1085" style="position:absolute;visibility:visible;mso-wrap-style:square" from="3710,13456" to="3711,14290" o:connectortype="straight" o:gfxdata="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" strokeweight="2pt"/>
-                      <v:line id="Line 4804" o:spid="_x0000_s1086" style="position:absolute;visibility:visible;mso-wrap-style:square" from="4560,13464" to="4561,14290" o:connectortype="straight" o:gfxdata="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" strokeweight="2pt"/>
-                      <v:line id="Line 4805" o:spid="_x0000_s1087" style="position:absolute;visibility:visible;mso-wrap-style:square" from="1163,13732" to="5117,13733" o:connectortype="straight" o:gfxdata="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" strokeweight="1pt"/>
-                      <v:group id="Group 4806" o:spid="_x0000_s1088" style="position:absolute;left:10937;top:13472;width:624;height:834" coordorigin="10937,13472" coordsize="624,834" o:gfxdata="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">
-                        <v:group id="Group 4807" o:spid="_x0000_s1089" style="position:absolute;left:10966;top:13472;width:563;height:834" coordorigin="10966,13472" coordsize="563,834" o:gfxdata="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">
-                          <v:line id="Line 4808" o:spid="_x0000_s1090" style="position:absolute;visibility:visible;mso-wrap-style:square" from="10973,13881" to="11529,13882" o:connectortype="straight" o:gfxdata="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" strokeweight="1pt"/>
-                          <v:line id="Line 4809" o:spid="_x0000_s1091" style="position:absolute;visibility:visible;mso-wrap-style:square" from="10966,13472" to="10968,14306" o:connectortype="straight" o:gfxdata="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" strokeweight="2pt"/>
+                <v:group id="Group 4794" o:spid="_x0000_s1078" style="position:absolute;left:1213;top:382;width:10403;height:16097" coordorigin="1213,382" coordsize="10403,16097" o:gfxdata="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">
+                  <v:group id="Group 4795" o:spid="_x0000_s1079" style="position:absolute;left:1213;top:382;width:10403;height:16052" coordorigin="1158,-1746" coordsize="10403,16052" o:gfxdata="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">
+                    <v:rect id="Rectangle 4796" o:spid="_x0000_s1080" style="position:absolute;left:1158;top:-1746;width:10376;height:16046;visibility:visible;mso-wrap-style:square;v-text-anchor:top" o:gfxdata="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" filled="f" strokeweight="2pt"/>
+                    <v:group id="Group 4797" o:spid="_x0000_s1081" style="position:absolute;left:1163;top:13449;width:10398;height:857" coordorigin="1163,13449" coordsize="10398,857" o:gfxdata="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">
+                      <v:line id="Line 4798" o:spid="_x0000_s1082" style="position:absolute;visibility:visible;mso-wrap-style:square" from="1163,13979" to="5117,13980" o:connectortype="straight" o:gfxdata="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" strokeweight="1pt"/>
+                      <v:line id="Line 4799" o:spid="_x0000_s1083" style="position:absolute;visibility:visible;mso-wrap-style:square" from="1712,13456" to="1713,14290" o:connectortype="straight" o:gfxdata="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" strokeweight="2pt"/>
+                      <v:line id="Line 4800" o:spid="_x0000_s1084" style="position:absolute;visibility:visible;mso-wrap-style:square" from="5127,13456" to="5128,14282" o:connectortype="straight" o:gfxdata="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" strokeweight="2pt"/>
+                      <v:line id="Line 4801" o:spid="_x0000_s1085" style="position:absolute;visibility:visible;mso-wrap-style:square" from="1163,13449" to="11522,13450" o:connectortype="straight" o:gfxdata="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" strokeweight="2pt"/>
+                      <v:line id="Line 4802" o:spid="_x0000_s1086" style="position:absolute;visibility:visible;mso-wrap-style:square" from="2380,13456" to="2381,14290" o:connectortype="straight" o:gfxdata="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" strokeweight="2pt"/>
+                      <v:line id="Line 4803" o:spid="_x0000_s1087" style="position:absolute;visibility:visible;mso-wrap-style:square" from="3710,13456" to="3711,14290" o:connectortype="straight" o:gfxdata="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" strokeweight="2pt"/>
+                      <v:line id="Line 4804" o:spid="_x0000_s1088" style="position:absolute;visibility:visible;mso-wrap-style:square" from="4560,13464" to="4561,14290" o:connectortype="straight" o:gfxdata="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" strokeweight="2pt"/>
+                      <v:line id="Line 4805" o:spid="_x0000_s1089" style="position:absolute;visibility:visible;mso-wrap-style:square" from="1163,13732" to="5117,13733" o:connectortype="straight" o:gfxdata="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" strokeweight="1pt"/>
+                      <v:group id="Group 4806" o:spid="_x0000_s1090" style="position:absolute;left:10937;top:13472;width:624;height:834" coordorigin="10937,13472" coordsize="624,834" o:gfxdata="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">
+                        <v:group id="Group 4807" o:spid="_x0000_s1091" style="position:absolute;left:10966;top:13472;width:563;height:834" coordorigin="10966,13472" coordsize="563,834" o:gfxdata="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">
+                          <v:line id="Line 4808" o:spid="_x0000_s1092" style="position:absolute;visibility:visible;mso-wrap-style:square" from="10973,13881" to="11529,13882" o:connectortype="straight" o:gfxdata="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" strokeweight="1pt"/>
+                          <v:line id="Line 4809" o:spid="_x0000_s1093" style="position:absolute;visibility:visible;mso-wrap-style:square" from="10966,13472" to="10968,14306" o:connectortype="straight" o:gfxdata="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" strokeweight="2pt"/>
                         </v:group>
-                        <v:rect id="Rectangle 4810" o:spid="_x0000_s1092" style="position:absolute;left:10989;top:13946;width:454;height:283;visibility:visible;mso-wrap-style:square;v-text-anchor:top" o:gfxdata="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" filled="f" stroked="f" strokeweight=".25pt">
+                        <v:rect id="Rectangle 4810" o:spid="_x0000_s1094" style="position:absolute;left:10989;top:13946;width:454;height:283;visibility:visible;mso-wrap-style:square;v-text-anchor:top" o:gfxdata="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" filled="f" stroked="f" strokeweight=".25pt">
                           <v:textbox inset="1pt,1pt,1pt,1pt">
                             <w:txbxContent>
                               <w:p>
@@ -11070,7 +10950,7 @@
                             </w:txbxContent>
                           </v:textbox>
                         </v:rect>
-                        <v:rect id="Rectangle 4811" o:spid="_x0000_s1093" style="position:absolute;left:10937;top:13542;width:624;height:227;visibility:visible;mso-wrap-style:square;v-text-anchor:top" o:gfxdata="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" filled="f" stroked="f" strokeweight=".25pt">
+                        <v:rect id="Rectangle 4811" o:spid="_x0000_s1095" style="position:absolute;left:10937;top:13542;width:624;height:227;visibility:visible;mso-wrap-style:square;v-text-anchor:top" o:gfxdata="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" filled="f" stroked="f" strokeweight=".25pt">
                           <v:textbox inset="1pt,1pt,1pt,1pt">
                             <w:txbxContent>
                               <w:p>
@@ -11098,7 +10978,7 @@
                       </v:group>
                     </v:group>
                   </v:group>
-                  <v:rect id="Rectangle 4812" o:spid="_x0000_s1094" style="position:absolute;left:1236;top:16122;width:540;height:324;visibility:visible;mso-wrap-style:square;v-text-anchor:top" o:gfxdata="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" filled="f" stroked="f" strokeweight=".25pt">
+                  <v:rect id="Rectangle 4812" o:spid="_x0000_s1096" style="position:absolute;left:1236;top:16122;width:540;height:324;visibility:visible;mso-wrap-style:square;v-text-anchor:top" o:gfxdata="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" filled="f" stroked="f" strokeweight=".25pt">
                     <v:textbox inset="1pt,1pt,1pt,1pt">
                       <w:txbxContent>
                         <w:p>
@@ -11123,7 +11003,7 @@
                       </w:txbxContent>
                     </v:textbox>
                   </v:rect>
-                  <v:rect id="Rectangle 4813" o:spid="_x0000_s1095" style="position:absolute;left:1741;top:16119;width:720;height:360;visibility:visible;mso-wrap-style:square;v-text-anchor:top" o:gfxdata="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" filled="f" stroked="f" strokeweight=".25pt">
+                  <v:rect id="Rectangle 4813" o:spid="_x0000_s1097" style="position:absolute;left:1741;top:16119;width:720;height:360;visibility:visible;mso-wrap-style:square;v-text-anchor:top" o:gfxdata="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" filled="f" stroked="f" strokeweight=".25pt">
                     <v:textbox inset="1pt,1pt,1pt,1pt">
                       <w:txbxContent>
                         <w:p>
@@ -11148,7 +11028,7 @@
                       </w:txbxContent>
                     </v:textbox>
                   </v:rect>
-                  <v:rect id="Rectangle 4814" o:spid="_x0000_s1096" style="position:absolute;left:2676;top:16138;width:900;height:324;visibility:visible;mso-wrap-style:square;v-text-anchor:top" o:gfxdata="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" filled="f" stroked="f" strokeweight=".25pt">
+                  <v:rect id="Rectangle 4814" o:spid="_x0000_s1098" style="position:absolute;left:2676;top:16138;width:900;height:324;visibility:visible;mso-wrap-style:square;v-text-anchor:top" o:gfxdata="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" filled="f" stroked="f" strokeweight=".25pt">
                     <v:textbox inset="1pt,1pt,1pt,1pt">
                       <w:txbxContent>
                         <w:p>
@@ -11173,7 +11053,7 @@
                       </w:txbxContent>
                     </v:textbox>
                   </v:rect>
-                  <v:rect id="Rectangle 4815" o:spid="_x0000_s1097" style="position:absolute;left:3744;top:16164;width:900;height:225;visibility:visible;mso-wrap-style:square;v-text-anchor:top" o:gfxdata="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" filled="f" stroked="f" strokeweight=".25pt">
+                  <v:rect id="Rectangle 4815" o:spid="_x0000_s1099" style="position:absolute;left:3744;top:16164;width:900;height:225;visibility:visible;mso-wrap-style:square;v-text-anchor:top" o:gfxdata="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" filled="f" stroked="f" strokeweight=".25pt">
                     <v:textbox inset="1pt,1pt,1pt,1pt">
                       <w:txbxContent>
                         <w:p>
@@ -11198,7 +11078,7 @@
                       </w:txbxContent>
                     </v:textbox>
                   </v:rect>
-                  <v:rect id="Rectangle 4816" o:spid="_x0000_s1098" style="position:absolute;left:4536;top:16149;width:720;height:225;visibility:visible;mso-wrap-style:square;v-text-anchor:top" o:gfxdata="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" filled="f" stroked="f" strokeweight=".25pt">
+                  <v:rect id="Rectangle 4816" o:spid="_x0000_s1100" style="position:absolute;left:4536;top:16149;width:720;height:225;visibility:visible;mso-wrap-style:square;v-text-anchor:top" o:gfxdata="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" filled="f" stroked="f" strokeweight=".25pt">
                     <v:textbox inset="1pt,1pt,1pt,1pt">
                       <w:txbxContent>
                         <w:p>
@@ -11224,7 +11104,7 @@
                     </v:textbox>
                   </v:rect>
                 </v:group>
-                <v:rect id="Rectangle 4817" o:spid="_x0000_s1099" style="position:absolute;left:11044;top:16083;width:454;height:283;visibility:visible;mso-wrap-style:square;v-text-anchor:top" o:gfxdata="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" filled="f" stroked="f" strokeweight=".25pt">
+                <v:rect id="Rectangle 4817" o:spid="_x0000_s1101" style="position:absolute;left:11044;top:16083;width:454;height:283;visibility:visible;mso-wrap-style:square;v-text-anchor:top" o:gfxdata="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" filled="f" stroked="f" strokeweight=".25pt">
                   <v:textbox inset="1pt,1pt,1pt,1pt">
                     <w:txbxContent>
                       <w:p>
@@ -11800,7 +11680,6 @@
                                 <w:lang w:val="ru-RU"/>
                               </w:rPr>
                             </w:pPr>
-                            <w:proofErr w:type="spellStart"/>
                             <w:r>
                               <w:rPr>
                                 <w:rFonts w:ascii="Times New Roman" w:hAnsi="Times New Roman"/>
@@ -11810,19 +11689,7 @@
                                 <w:szCs w:val="18"/>
                                 <w:lang w:val="ru-RU"/>
                               </w:rPr>
-                              <w:t>Мавлекеева</w:t>
-                            </w:r>
-                            <w:proofErr w:type="spellEnd"/>
-                            <w:r>
-                              <w:rPr>
-                                <w:rFonts w:ascii="Times New Roman" w:hAnsi="Times New Roman"/>
-                                <w:iCs/>
-                                <w:color w:val="000000" w:themeColor="text1"/>
-                                <w:sz w:val="18"/>
-                                <w:szCs w:val="18"/>
-                                <w:lang w:val="ru-RU"/>
-                              </w:rPr>
-                              <w:t xml:space="preserve"> Л.И.</w:t>
+                              <w:t>Мавлекеева Л.И.</w:t>
                             </w:r>
                           </w:p>
                           <w:p>
@@ -11862,7 +11729,6 @@
                           <w:lang w:val="ru-RU"/>
                         </w:rPr>
                       </w:pPr>
-                      <w:proofErr w:type="spellStart"/>
                       <w:r>
                         <w:rPr>
                           <w:rFonts w:ascii="Times New Roman" w:hAnsi="Times New Roman"/>
@@ -11872,19 +11738,7 @@
                           <w:szCs w:val="18"/>
                           <w:lang w:val="ru-RU"/>
                         </w:rPr>
-                        <w:t>Мавлекеева</w:t>
-                      </w:r>
-                      <w:proofErr w:type="spellEnd"/>
-                      <w:r>
-                        <w:rPr>
-                          <w:rFonts w:ascii="Times New Roman" w:hAnsi="Times New Roman"/>
-                          <w:iCs/>
-                          <w:color w:val="000000" w:themeColor="text1"/>
-                          <w:sz w:val="18"/>
-                          <w:szCs w:val="18"/>
-                          <w:lang w:val="ru-RU"/>
-                        </w:rPr>
-                        <w:t xml:space="preserve"> Л.И.</w:t>
+                        <w:t>Мавлекеева Л.И.</w:t>
                       </w:r>
                     </w:p>
                     <w:p>
@@ -13446,7 +13300,13 @@
               <w:rPr>
                 <w:color w:val="000000" w:themeColor="text1"/>
               </w:rPr>
-              <w:t>60</w:t>
+              <w:t>6</w:t>
+            </w:r>
+            <w:r>
+              <w:rPr>
+                <w:color w:val="000000" w:themeColor="text1"/>
+              </w:rPr>
+              <w:t>2</w:t>
             </w:r>
           </w:p>
         </w:tc>
@@ -17030,21 +16890,7 @@
                                 <w:rPr>
                                   <w:sz w:val="18"/>
                                 </w:rPr>
-                                <w:t xml:space="preserve"> </w:t>
-                              </w:r>
-                              <w:proofErr w:type="spellStart"/>
-                              <w:r>
-                                <w:rPr>
-                                  <w:sz w:val="18"/>
-                                </w:rPr>
-                                <w:t>Разраб</w:t>
-                              </w:r>
-                              <w:proofErr w:type="spellEnd"/>
-                              <w:r>
-                                <w:rPr>
-                                  <w:sz w:val="18"/>
-                                </w:rPr>
-                                <w:t>.</w:t>
+                                <w:t xml:space="preserve"> Разраб.</w:t>
                               </w:r>
                             </w:p>
                           </w:txbxContent>
@@ -17119,19 +16965,11 @@
                                   </w:rPr>
                                   <w:t xml:space="preserve"> </w:t>
                                 </w:r>
-                                <w:proofErr w:type="spellStart"/>
                                 <w:r>
                                   <w:rPr>
                                     <w:sz w:val="18"/>
                                   </w:rPr>
-                                  <w:t>Провер</w:t>
-                                </w:r>
-                                <w:proofErr w:type="spellEnd"/>
-                                <w:r>
-                                  <w:rPr>
-                                    <w:sz w:val="18"/>
-                                  </w:rPr>
-                                  <w:t>.</w:t>
+                                  <w:t>Провер.</w:t>
                                 </w:r>
                               </w:p>
                             </w:txbxContent>
@@ -17196,7 +17034,6 @@
                                     <w:lang w:val="ru-RU"/>
                                   </w:rPr>
                                 </w:pPr>
-                                <w:proofErr w:type="spellStart"/>
                                 <w:r>
                                   <w:rPr>
                                     <w:rFonts w:ascii="Times New Roman" w:hAnsi="Times New Roman"/>
@@ -17208,7 +17045,6 @@
                                   </w:rPr>
                                   <w:t>Мавлекеева</w:t>
                                 </w:r>
-                                <w:proofErr w:type="spellEnd"/>
                                 <w:r>
                                   <w:rPr>
                                     <w:rFonts w:ascii="Times New Roman" w:hAnsi="Times New Roman"/>
@@ -17471,7 +17307,6 @@
                           <wps:txbx>
                             <w:txbxContent>
                               <w:p>
-                                <w:proofErr w:type="gramStart"/>
                                 <w:r>
                                   <w:rPr>
                                     <w:rFonts w:ascii="Journal" w:hAnsi="Journal"/>
@@ -17483,14 +17318,7 @@
                                   <w:rPr>
                                     <w:sz w:val="18"/>
                                   </w:rPr>
-                                  <w:t>Н.</w:t>
-                                </w:r>
-                                <w:proofErr w:type="gramEnd"/>
-                                <w:r>
-                                  <w:rPr>
-                                    <w:sz w:val="18"/>
-                                  </w:rPr>
-                                  <w:t xml:space="preserve"> Контр.</w:t>
+                                  <w:t>Н. Контр.</w:t>
                                 </w:r>
                               </w:p>
                             </w:txbxContent>
@@ -17624,19 +17452,11 @@
                                   </w:rPr>
                                   <w:t xml:space="preserve"> </w:t>
                                 </w:r>
-                                <w:proofErr w:type="spellStart"/>
                                 <w:r>
                                   <w:rPr>
                                     <w:sz w:val="18"/>
                                   </w:rPr>
-                                  <w:t>Утверд</w:t>
-                                </w:r>
-                                <w:proofErr w:type="spellEnd"/>
-                                <w:r>
-                                  <w:rPr>
-                                    <w:sz w:val="18"/>
-                                  </w:rPr>
-                                  <w:t>.</w:t>
+                                  <w:t>Утверд.</w:t>
                                 </w:r>
                               </w:p>
                             </w:txbxContent>
@@ -18311,18 +18131,18 @@
           </mc:Choice>
           <mc:Fallback>
             <w:pict>
-              <v:group w14:anchorId="3CCA1AE0" id="Group 4741" o:spid="_x0000_s1100" style="position:absolute;margin-left:53.55pt;margin-top:19.55pt;width:520.15pt;height:801pt;z-index:251660288;mso-position-horizontal-relative:page;mso-position-vertical-relative:page" coordsize="20000,20000" o:gfxdata="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">
-                <v:rect id="Rectangle 4742" o:spid="_x0000_s1101" style="position:absolute;width:20000;height:20000;visibility:visible;mso-wrap-style:square;v-text-anchor:top" o:gfxdata="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" filled="f" strokeweight="2pt"/>
-                <v:line id="Line 4743" o:spid="_x0000_s1102" style="position:absolute;visibility:visible;mso-wrap-style:square" from="993,17183" to="995,18221" o:connectortype="straight" o:gfxdata="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" strokeweight="2pt"/>
-                <v:line id="Line 4744" o:spid="_x0000_s1103" style="position:absolute;visibility:visible;mso-wrap-style:square" from="10,17173" to="19977,17174" o:connectortype="straight" o:gfxdata="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" strokeweight="2pt"/>
-                <v:line id="Line 4745" o:spid="_x0000_s1104" style="position:absolute;visibility:visible;mso-wrap-style:square" from="2186,17192" to="2188,19989" o:connectortype="straight" o:gfxdata="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" strokeweight="2pt"/>
-                <v:line id="Line 4746" o:spid="_x0000_s1105" style="position:absolute;visibility:visible;mso-wrap-style:square" from="4919,17192" to="4921,19989" o:connectortype="straight" o:gfxdata="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" strokeweight="2pt"/>
-                <v:line id="Line 4747" o:spid="_x0000_s1106" style="position:absolute;visibility:visible;mso-wrap-style:square" from="6557,17192" to="6559,19989" o:connectortype="straight" o:gfxdata="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" strokeweight="2pt"/>
-                <v:line id="Line 4748" o:spid="_x0000_s1107" style="position:absolute;visibility:visible;mso-wrap-style:square" from="7650,17183" to="7652,19979" o:connectortype="straight" o:gfxdata="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" strokeweight="2pt"/>
-                <v:line id="Line 4749" o:spid="_x0000_s1108" style="position:absolute;visibility:visible;mso-wrap-style:square" from="15848,18239" to="15852,18932" o:connectortype="straight" o:gfxdata="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" strokeweight="2pt"/>
-                <v:line id="Line 4750" o:spid="_x0000_s1109" style="position:absolute;visibility:visible;mso-wrap-style:square" from="10,19293" to="7631,19295" o:connectortype="straight" o:gfxdata="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" strokeweight="1pt"/>
-                <v:line id="Line 4751" o:spid="_x0000_s1110" style="position:absolute;visibility:visible;mso-wrap-style:square" from="10,19646" to="7631,19647" o:connectortype="straight" o:gfxdata="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" strokeweight="1pt"/>
-                <v:rect id="Rectangle 4752" o:spid="_x0000_s1111" style="position:absolute;left:54;top:17912;width:883;height:309;visibility:visible;mso-wrap-style:square;v-text-anchor:top" o:gfxdata="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" filled="f" stroked="f" strokeweight=".25pt">
+              <v:group w14:anchorId="3CCA1AE0" id="Group 4741" o:spid="_x0000_s1104" style="position:absolute;margin-left:53.55pt;margin-top:19.55pt;width:520.15pt;height:801pt;z-index:251660288;mso-position-horizontal-relative:page;mso-position-vertical-relative:page" coordsize="20000,20000" o:gfxdata="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">
+                <v:rect id="Rectangle 4742" o:spid="_x0000_s1105" style="position:absolute;width:20000;height:20000;visibility:visible;mso-wrap-style:square;v-text-anchor:top" o:gfxdata="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" filled="f" strokeweight="2pt"/>
+                <v:line id="Line 4743" o:spid="_x0000_s1106" style="position:absolute;visibility:visible;mso-wrap-style:square" from="993,17183" to="995,18221" o:connectortype="straight" o:gfxdata="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" strokeweight="2pt"/>
+                <v:line id="Line 4744" o:spid="_x0000_s1107" style="position:absolute;visibility:visible;mso-wrap-style:square" from="10,17173" to="19977,17174" o:connectortype="straight" o:gfxdata="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" strokeweight="2pt"/>
+                <v:line id="Line 4745" o:spid="_x0000_s1108" style="position:absolute;visibility:visible;mso-wrap-style:square" from="2186,17192" to="2188,19989" o:connectortype="straight" o:gfxdata="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" strokeweight="2pt"/>
+                <v:line id="Line 4746" o:spid="_x0000_s1109" style="position:absolute;visibility:visible;mso-wrap-style:square" from="4919,17192" to="4921,19989" o:connectortype="straight" o:gfxdata="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" strokeweight="2pt"/>
+                <v:line id="Line 4747" o:spid="_x0000_s1110" style="position:absolute;visibility:visible;mso-wrap-style:square" from="6557,17192" to="6559,19989" o:connectortype="straight" o:gfxdata="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" strokeweight="2pt"/>
+                <v:line id="Line 4748" o:spid="_x0000_s1111" style="position:absolute;visibility:visible;mso-wrap-style:square" from="7650,17183" to="7652,19979" o:connectortype="straight" o:gfxdata="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" strokeweight="2pt"/>
+                <v:line id="Line 4749" o:spid="_x0000_s1112" style="position:absolute;visibility:visible;mso-wrap-style:square" from="15848,18239" to="15852,18932" o:connectortype="straight" o:gfxdata="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" strokeweight="2pt"/>
+                <v:line id="Line 4750" o:spid="_x0000_s1113" style="position:absolute;visibility:visible;mso-wrap-style:square" from="10,19293" to="7631,19295" o:connectortype="straight" o:gfxdata="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" strokeweight="1pt"/>
+                <v:line id="Line 4751" o:spid="_x0000_s1114" style="position:absolute;visibility:visible;mso-wrap-style:square" from="10,19646" to="7631,19647" o:connectortype="straight" o:gfxdata="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" strokeweight="1pt"/>
+                <v:rect id="Rectangle 4752" o:spid="_x0000_s1115" style="position:absolute;left:54;top:17912;width:883;height:309;visibility:visible;mso-wrap-style:square;v-text-anchor:top" o:gfxdata="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" filled="f" stroked="f" strokeweight=".25pt">
                   <v:textbox inset="1pt,1pt,1pt,1pt">
                     <w:txbxContent>
                       <w:p>
@@ -18342,7 +18162,7 @@
                     </w:txbxContent>
                   </v:textbox>
                 </v:rect>
-                <v:rect id="Rectangle 4753" o:spid="_x0000_s1112" style="position:absolute;left:1051;top:17912;width:1100;height:309;visibility:visible;mso-wrap-style:square;v-text-anchor:top" o:gfxdata="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" filled="f" stroked="f" strokeweight=".25pt">
+                <v:rect id="Rectangle 4753" o:spid="_x0000_s1116" style="position:absolute;left:1051;top:17912;width:1100;height:309;visibility:visible;mso-wrap-style:square;v-text-anchor:top" o:gfxdata="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" filled="f" stroked="f" strokeweight=".25pt">
                   <v:textbox inset="1pt,1pt,1pt,1pt">
                     <w:txbxContent>
                       <w:p>
@@ -18359,7 +18179,7 @@
                     </w:txbxContent>
                   </v:textbox>
                 </v:rect>
-                <v:rect id="Rectangle 4754" o:spid="_x0000_s1113" style="position:absolute;left:2267;top:17912;width:2573;height:309;visibility:visible;mso-wrap-style:square;v-text-anchor:top" o:gfxdata="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" filled="f" stroked="f" strokeweight=".25pt">
+                <v:rect id="Rectangle 4754" o:spid="_x0000_s1117" style="position:absolute;left:2267;top:17912;width:2573;height:309;visibility:visible;mso-wrap-style:square;v-text-anchor:top" o:gfxdata="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" filled="f" stroked="f" strokeweight=".25pt">
                   <v:textbox inset="1pt,1pt,1pt,1pt">
                     <w:txbxContent>
                       <w:p>
@@ -18386,7 +18206,7 @@
                     </w:txbxContent>
                   </v:textbox>
                 </v:rect>
-                <v:rect id="Rectangle 4755" o:spid="_x0000_s1114" style="position:absolute;left:4983;top:17912;width:1534;height:309;visibility:visible;mso-wrap-style:square;v-text-anchor:top" o:gfxdata="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" filled="f" stroked="f" strokeweight=".25pt">
+                <v:rect id="Rectangle 4755" o:spid="_x0000_s1118" style="position:absolute;left:4983;top:17912;width:1534;height:309;visibility:visible;mso-wrap-style:square;v-text-anchor:top" o:gfxdata="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" filled="f" stroked="f" strokeweight=".25pt">
                   <v:textbox inset="1pt,1pt,1pt,1pt">
                     <w:txbxContent>
                       <w:p>
@@ -18403,7 +18223,7 @@
                     </w:txbxContent>
                   </v:textbox>
                 </v:rect>
-                <v:rect id="Rectangle 4756" o:spid="_x0000_s1115" style="position:absolute;left:6604;top:17912;width:1000;height:309;visibility:visible;mso-wrap-style:square;v-text-anchor:top" o:gfxdata="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" filled="f" stroked="f" strokeweight=".25pt">
+                <v:rect id="Rectangle 4756" o:spid="_x0000_s1119" style="position:absolute;left:6604;top:17912;width:1000;height:309;visibility:visible;mso-wrap-style:square;v-text-anchor:top" o:gfxdata="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" filled="f" stroked="f" strokeweight=".25pt">
                   <v:textbox inset="1pt,1pt,1pt,1pt">
                     <w:txbxContent>
                       <w:p>
@@ -18420,7 +18240,7 @@
                     </w:txbxContent>
                   </v:textbox>
                 </v:rect>
-                <v:rect id="Rectangle 4757" o:spid="_x0000_s1116" style="position:absolute;left:15929;top:18258;width:1475;height:309;visibility:visible;mso-wrap-style:square;v-text-anchor:top" o:gfxdata="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" filled="f" stroked="f" strokeweight=".25pt">
+                <v:rect id="Rectangle 4757" o:spid="_x0000_s1120" style="position:absolute;left:15929;top:18258;width:1475;height:309;visibility:visible;mso-wrap-style:square;v-text-anchor:top" o:gfxdata="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" filled="f" stroked="f" strokeweight=".25pt">
                   <v:textbox inset="1pt,1pt,1pt,1pt">
                     <w:txbxContent>
                       <w:p>
@@ -18437,7 +18257,7 @@
                     </w:txbxContent>
                   </v:textbox>
                 </v:rect>
-                <v:rect id="Rectangle 4758" o:spid="_x0000_s1117" style="position:absolute;left:15929;top:18623;width:1475;height:310;visibility:visible;mso-wrap-style:square;v-text-anchor:top" o:gfxdata="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" filled="f" stroked="f" strokeweight=".25pt">
+                <v:rect id="Rectangle 4758" o:spid="_x0000_s1121" style="position:absolute;left:15929;top:18623;width:1475;height:310;visibility:visible;mso-wrap-style:square;v-text-anchor:top" o:gfxdata="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" filled="f" stroked="f" strokeweight=".25pt">
                   <v:textbox inset="1pt,1pt,1pt,1pt">
                     <w:txbxContent>
                       <w:p>
@@ -18454,7 +18274,7 @@
                     </w:txbxContent>
                   </v:textbox>
                 </v:rect>
-                <v:rect id="Rectangle 4759" o:spid="_x0000_s1118" style="position:absolute;left:7760;top:17481;width:12159;height:477;visibility:visible;mso-wrap-style:square;v-text-anchor:top" o:gfxdata="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" filled="f" stroked="f" strokeweight=".25pt">
+                <v:rect id="Rectangle 4759" o:spid="_x0000_s1122" style="position:absolute;left:7760;top:17481;width:12159;height:477;visibility:visible;mso-wrap-style:square;v-text-anchor:top" o:gfxdata="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" filled="f" stroked="f" strokeweight=".25pt">
                   <v:textbox inset="1pt,1pt,1pt,1pt">
                     <w:txbxContent>
                       <w:p>
@@ -18550,12 +18370,12 @@
                     </w:txbxContent>
                   </v:textbox>
                 </v:rect>
-                <v:line id="Line 4760" o:spid="_x0000_s1119" style="position:absolute;visibility:visible;mso-wrap-style:square" from="12,18233" to="19979,18234" o:connectortype="straight" o:gfxdata="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" strokeweight="2pt"/>
-                <v:line id="Line 4761" o:spid="_x0000_s1120" style="position:absolute;visibility:visible;mso-wrap-style:square" from="25,17881" to="7646,17882" o:connectortype="straight" o:gfxdata="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" strokeweight="2pt"/>
-                <v:line id="Line 4762" o:spid="_x0000_s1121" style="position:absolute;visibility:visible;mso-wrap-style:square" from="10,17526" to="7631,17527" o:connectortype="straight" o:gfxdata="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" strokeweight="1pt"/>
-                <v:line id="Line 4763" o:spid="_x0000_s1122" style="position:absolute;visibility:visible;mso-wrap-style:square" from="10,18938" to="7631,18939" o:connectortype="straight" o:gfxdata="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" strokeweight="1pt"/>
-                <v:line id="Line 4764" o:spid="_x0000_s1123" style="position:absolute;visibility:visible;mso-wrap-style:square" from="10,18583" to="7631,18584" o:connectortype="straight" o:gfxdata="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" strokeweight="1pt"/>
-                <v:rect id="Rectangle 4766" o:spid="_x0000_s1124" style="position:absolute;left:39;top:18267;width:2126;height:310;visibility:visible;mso-wrap-style:square;v-text-anchor:top" o:gfxdata="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" filled="f" stroked="f" strokeweight=".25pt">
+                <v:line id="Line 4760" o:spid="_x0000_s1123" style="position:absolute;visibility:visible;mso-wrap-style:square" from="12,18233" to="19979,18234" o:connectortype="straight" o:gfxdata="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" strokeweight="2pt"/>
+                <v:line id="Line 4761" o:spid="_x0000_s1124" style="position:absolute;visibility:visible;mso-wrap-style:square" from="25,17881" to="7646,17882" o:connectortype="straight" o:gfxdata="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" strokeweight="2pt"/>
+                <v:line id="Line 4762" o:spid="_x0000_s1125" style="position:absolute;visibility:visible;mso-wrap-style:square" from="10,17526" to="7631,17527" o:connectortype="straight" o:gfxdata="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" strokeweight="1pt"/>
+                <v:line id="Line 4763" o:spid="_x0000_s1126" style="position:absolute;visibility:visible;mso-wrap-style:square" from="10,18938" to="7631,18939" o:connectortype="straight" o:gfxdata="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" strokeweight="1pt"/>
+                <v:line id="Line 4764" o:spid="_x0000_s1127" style="position:absolute;visibility:visible;mso-wrap-style:square" from="10,18583" to="7631,18584" o:connectortype="straight" o:gfxdata="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" strokeweight="1pt"/>
+                <v:rect id="Rectangle 4766" o:spid="_x0000_s1128" style="position:absolute;left:39;top:18267;width:2126;height:310;visibility:visible;mso-wrap-style:square;v-text-anchor:top" o:gfxdata="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" filled="f" stroked="f" strokeweight=".25pt">
                   <v:textbox inset="1pt,1pt,1pt,1pt">
                     <w:txbxContent>
                       <w:p>
@@ -18568,28 +18388,14 @@
                           <w:rPr>
                             <w:sz w:val="18"/>
                           </w:rPr>
-                          <w:t xml:space="preserve"> </w:t>
-                        </w:r>
-                        <w:proofErr w:type="spellStart"/>
-                        <w:r>
-                          <w:rPr>
-                            <w:sz w:val="18"/>
-                          </w:rPr>
-                          <w:t>Разраб</w:t>
-                        </w:r>
-                        <w:proofErr w:type="spellEnd"/>
-                        <w:r>
-                          <w:rPr>
-                            <w:sz w:val="18"/>
-                          </w:rPr>
-                          <w:t>.</w:t>
+                          <w:t xml:space="preserve"> Разраб.</w:t>
                         </w:r>
                       </w:p>
                     </w:txbxContent>
                   </v:textbox>
                 </v:rect>
-                <v:group id="Group 4768" o:spid="_x0000_s1125" style="position:absolute;left:39;top:18614;width:6518;height:327" coordsize="27151,21165" o:gfxdata="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">
-                  <v:rect id="Rectangle 4769" o:spid="_x0000_s1126" style="position:absolute;width:8856;height:20000;visibility:visible;mso-wrap-style:square;v-text-anchor:top" o:gfxdata="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" filled="f" stroked="f" strokeweight=".25pt">
+                <v:group id="Group 4768" o:spid="_x0000_s1129" style="position:absolute;left:39;top:18614;width:6518;height:327" coordsize="27151,21165" o:gfxdata="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">
+                  <v:rect id="Rectangle 4769" o:spid="_x0000_s1130" style="position:absolute;width:8856;height:20000;visibility:visible;mso-wrap-style:square;v-text-anchor:top" o:gfxdata="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" filled="f" stroked="f" strokeweight=".25pt">
                     <v:textbox inset="1pt,1pt,1pt,1pt">
                       <w:txbxContent>
                         <w:p>
@@ -18600,25 +18406,17 @@
                             </w:rPr>
                             <w:t xml:space="preserve"> </w:t>
                           </w:r>
-                          <w:proofErr w:type="spellStart"/>
                           <w:r>
                             <w:rPr>
                               <w:sz w:val="18"/>
                             </w:rPr>
-                            <w:t>Провер</w:t>
-                          </w:r>
-                          <w:proofErr w:type="spellEnd"/>
-                          <w:r>
-                            <w:rPr>
-                              <w:sz w:val="18"/>
-                            </w:rPr>
-                            <w:t>.</w:t>
+                            <w:t>Провер.</w:t>
                           </w:r>
                         </w:p>
                       </w:txbxContent>
                     </v:textbox>
                   </v:rect>
-                  <v:rect id="_x0000_s1127" style="position:absolute;left:9281;width:17870;height:21165;visibility:visible;mso-wrap-style:square;v-text-anchor:top" o:gfxdata="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" filled="f" stroked="f" strokeweight=".25pt">
+                  <v:rect id="_x0000_s1131" style="position:absolute;left:9281;width:17870;height:21165;visibility:visible;mso-wrap-style:square;v-text-anchor:top" o:gfxdata="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" filled="f" stroked="f" strokeweight=".25pt">
                     <v:textbox inset="1pt,1pt,1pt,1pt">
                       <w:txbxContent>
                         <w:p>
@@ -18632,7 +18430,6 @@
                               <w:lang w:val="ru-RU"/>
                             </w:rPr>
                           </w:pPr>
-                          <w:proofErr w:type="spellStart"/>
                           <w:r>
                             <w:rPr>
                               <w:rFonts w:ascii="Times New Roman" w:hAnsi="Times New Roman"/>
@@ -18644,7 +18441,6 @@
                             </w:rPr>
                             <w:t>Мавлекеева</w:t>
                           </w:r>
-                          <w:proofErr w:type="spellEnd"/>
                           <w:r>
                             <w:rPr>
                               <w:rFonts w:ascii="Times New Roman" w:hAnsi="Times New Roman"/>
@@ -18715,8 +18511,8 @@
                     </v:textbox>
                   </v:rect>
                 </v:group>
-                <v:group id="Group 4771" o:spid="_x0000_s1128" style="position:absolute;left:39;top:18969;width:4801;height:309" coordsize="19999,20000" o:gfxdata="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">
-                  <v:rect id="Rectangle 4772" o:spid="_x0000_s1129" style="position:absolute;width:8856;height:20000;visibility:visible;mso-wrap-style:square;v-text-anchor:top" o:gfxdata="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" filled="f" stroked="f" strokeweight=".25pt">
+                <v:group id="Group 4771" o:spid="_x0000_s1132" style="position:absolute;left:39;top:18969;width:4801;height:309" coordsize="19999,20000" o:gfxdata="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">
+                  <v:rect id="Rectangle 4772" o:spid="_x0000_s1133" style="position:absolute;width:8856;height:20000;visibility:visible;mso-wrap-style:square;v-text-anchor:top" o:gfxdata="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" filled="f" stroked="f" strokeweight=".25pt">
                     <v:textbox inset="1pt,1pt,1pt,1pt">
                       <w:txbxContent>
                         <w:p>
@@ -18729,7 +18525,7 @@
                       </w:txbxContent>
                     </v:textbox>
                   </v:rect>
-                  <v:rect id="Rectangle 4773" o:spid="_x0000_s1130" style="position:absolute;left:9281;width:10718;height:20000;visibility:visible;mso-wrap-style:square;v-text-anchor:top" o:gfxdata="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" filled="f" stroked="f" strokeweight=".25pt">
+                  <v:rect id="Rectangle 4773" o:spid="_x0000_s1134" style="position:absolute;left:9281;width:10718;height:20000;visibility:visible;mso-wrap-style:square;v-text-anchor:top" o:gfxdata="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" filled="f" stroked="f" strokeweight=".25pt">
                     <v:textbox inset="1pt,1pt,1pt,1pt">
                       <w:txbxContent>
                         <w:p>
@@ -18743,12 +18539,11 @@
                     </v:textbox>
                   </v:rect>
                 </v:group>
-                <v:group id="Group 4774" o:spid="_x0000_s1131" style="position:absolute;left:39;top:19314;width:4801;height:310" coordsize="19999,20000" o:gfxdata="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">
-                  <v:rect id="Rectangle 4775" o:spid="_x0000_s1132" style="position:absolute;width:8856;height:20000;visibility:visible;mso-wrap-style:square;v-text-anchor:top" o:gfxdata="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" filled="f" stroked="f" strokeweight=".25pt">
+                <v:group id="Group 4774" o:spid="_x0000_s1135" style="position:absolute;left:39;top:19314;width:4801;height:310" coordsize="19999,20000" o:gfxdata="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">
+                  <v:rect id="Rectangle 4775" o:spid="_x0000_s1136" style="position:absolute;width:8856;height:20000;visibility:visible;mso-wrap-style:square;v-text-anchor:top" o:gfxdata="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" filled="f" stroked="f" strokeweight=".25pt">
                     <v:textbox inset="1pt,1pt,1pt,1pt">
                       <w:txbxContent>
                         <w:p>
-                          <w:proofErr w:type="gramStart"/>
                           <w:r>
                             <w:rPr>
                               <w:rFonts w:ascii="Journal" w:hAnsi="Journal"/>
@@ -18760,20 +18555,13 @@
                             <w:rPr>
                               <w:sz w:val="18"/>
                             </w:rPr>
-                            <w:t>Н.</w:t>
-                          </w:r>
-                          <w:proofErr w:type="gramEnd"/>
-                          <w:r>
-                            <w:rPr>
-                              <w:sz w:val="18"/>
-                            </w:rPr>
-                            <w:t xml:space="preserve"> Контр.</w:t>
+                            <w:t>Н. Контр.</w:t>
                           </w:r>
                         </w:p>
                       </w:txbxContent>
                     </v:textbox>
                   </v:rect>
-                  <v:rect id="Rectangle 4776" o:spid="_x0000_s1133" style="position:absolute;left:9281;width:10718;height:20000;visibility:visible;mso-wrap-style:square;v-text-anchor:top" o:gfxdata="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" filled="f" stroked="f" strokeweight=".25pt">
+                  <v:rect id="Rectangle 4776" o:spid="_x0000_s1137" style="position:absolute;left:9281;width:10718;height:20000;visibility:visible;mso-wrap-style:square;v-text-anchor:top" o:gfxdata="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" filled="f" stroked="f" strokeweight=".25pt">
                     <v:textbox inset="1pt,1pt,1pt,1pt">
                       <w:txbxContent>
                         <w:p>
@@ -18787,8 +18575,8 @@
                     </v:textbox>
                   </v:rect>
                 </v:group>
-                <v:group id="Group 4777" o:spid="_x0000_s1134" style="position:absolute;left:39;top:19660;width:4801;height:309" coordsize="19999,20000" o:gfxdata="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">
-                  <v:rect id="Rectangle 4778" o:spid="_x0000_s1135" style="position:absolute;width:8856;height:20000;visibility:visible;mso-wrap-style:square;v-text-anchor:top" o:gfxdata="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" filled="f" stroked="f" strokeweight=".25pt">
+                <v:group id="Group 4777" o:spid="_x0000_s1138" style="position:absolute;left:39;top:19660;width:4801;height:309" coordsize="19999,20000" o:gfxdata="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">
+                  <v:rect id="Rectangle 4778" o:spid="_x0000_s1139" style="position:absolute;width:8856;height:20000;visibility:visible;mso-wrap-style:square;v-text-anchor:top" o:gfxdata="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" filled="f" stroked="f" strokeweight=".25pt">
                     <v:textbox inset="1pt,1pt,1pt,1pt">
                       <w:txbxContent>
                         <w:p>
@@ -18799,25 +18587,17 @@
                             </w:rPr>
                             <w:t xml:space="preserve"> </w:t>
                           </w:r>
-                          <w:proofErr w:type="spellStart"/>
                           <w:r>
                             <w:rPr>
                               <w:sz w:val="18"/>
                             </w:rPr>
-                            <w:t>Утверд</w:t>
-                          </w:r>
-                          <w:proofErr w:type="spellEnd"/>
-                          <w:r>
-                            <w:rPr>
-                              <w:sz w:val="18"/>
-                            </w:rPr>
-                            <w:t>.</w:t>
+                            <w:t>Утверд.</w:t>
                           </w:r>
                         </w:p>
                       </w:txbxContent>
                     </v:textbox>
                   </v:rect>
-                  <v:rect id="Rectangle 4779" o:spid="_x0000_s1136" style="position:absolute;left:9281;width:10718;height:20000;visibility:visible;mso-wrap-style:square;v-text-anchor:top" o:gfxdata="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" filled="f" stroked="f" strokeweight=".25pt">
+                  <v:rect id="Rectangle 4779" o:spid="_x0000_s1140" style="position:absolute;left:9281;width:10718;height:20000;visibility:visible;mso-wrap-style:square;v-text-anchor:top" o:gfxdata="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" filled="f" stroked="f" strokeweight=".25pt">
                     <v:textbox inset="1pt,1pt,1pt,1pt">
                       <w:txbxContent>
                         <w:p>
@@ -18831,8 +18611,8 @@
                     </v:textbox>
                   </v:rect>
                 </v:group>
-                <v:line id="Line 4780" o:spid="_x0000_s1137" style="position:absolute;visibility:visible;mso-wrap-style:square" from="14208,18239" to="14210,19979" o:connectortype="straight" o:gfxdata="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" strokeweight="2pt"/>
-                <v:rect id="Rectangle 4781" o:spid="_x0000_s1138" style="position:absolute;left:7787;top:18314;width:6292;height:1609;visibility:visible;mso-wrap-style:square;v-text-anchor:top" o:gfxdata="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" filled="f" stroked="f" strokeweight=".25pt">
+                <v:line id="Line 4780" o:spid="_x0000_s1141" style="position:absolute;visibility:visible;mso-wrap-style:square" from="14208,18239" to="14210,19979" o:connectortype="straight" o:gfxdata="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" strokeweight="2pt"/>
+                <v:rect id="Rectangle 4781" o:spid="_x0000_s1142" style="position:absolute;left:7787;top:18314;width:6292;height:1609;visibility:visible;mso-wrap-style:square;v-text-anchor:top" o:gfxdata="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" filled="f" stroked="f" strokeweight=".25pt">
                   <v:textbox inset="1pt,1pt,1pt,1pt">
                     <w:txbxContent>
                       <w:p>
@@ -18876,10 +18656,10 @@
                     </w:txbxContent>
                   </v:textbox>
                 </v:rect>
-                <v:line id="Line 4782" o:spid="_x0000_s1139" style="position:absolute;visibility:visible;mso-wrap-style:square" from="14221,18587" to="19990,18588" o:connectortype="straight" o:gfxdata="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" strokeweight="2pt"/>
-                <v:line id="Line 4783" o:spid="_x0000_s1140" style="position:absolute;visibility:visible;mso-wrap-style:square" from="14219,18939" to="19988,18941" o:connectortype="straight" o:gfxdata="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" strokeweight="2pt"/>
-                <v:line id="Line 4784" o:spid="_x0000_s1141" style="position:absolute;visibility:visible;mso-wrap-style:square" from="17487,18239" to="17490,18932" o:connectortype="straight" o:gfxdata="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" strokeweight="2pt"/>
-                <v:rect id="Rectangle 4785" o:spid="_x0000_s1142" style="position:absolute;left:14295;top:18258;width:1474;height:309;visibility:visible;mso-wrap-style:square;v-text-anchor:top" o:gfxdata="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" filled="f" stroked="f" strokeweight=".25pt">
+                <v:line id="Line 4782" o:spid="_x0000_s1143" style="position:absolute;visibility:visible;mso-wrap-style:square" from="14221,18587" to="19990,18588" o:connectortype="straight" o:gfxdata="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" strokeweight="2pt"/>
+                <v:line id="Line 4783" o:spid="_x0000_s1144" style="position:absolute;visibility:visible;mso-wrap-style:square" from="14219,18939" to="19988,18941" o:connectortype="straight" o:gfxdata="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" strokeweight="2pt"/>
+                <v:line id="Line 4784" o:spid="_x0000_s1145" style="position:absolute;visibility:visible;mso-wrap-style:square" from="17487,18239" to="17490,18932" o:connectortype="straight" o:gfxdata="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" strokeweight="2pt"/>
+                <v:rect id="Rectangle 4785" o:spid="_x0000_s1146" style="position:absolute;left:14295;top:18258;width:1474;height:309;visibility:visible;mso-wrap-style:square;v-text-anchor:top" o:gfxdata="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" filled="f" stroked="f" strokeweight=".25pt">
                   <v:textbox inset="1pt,1pt,1pt,1pt">
                     <w:txbxContent>
                       <w:p>
@@ -18896,7 +18676,7 @@
                     </w:txbxContent>
                   </v:textbox>
                 </v:rect>
-                <v:rect id="Rectangle 4786" o:spid="_x0000_s1143" style="position:absolute;left:17577;top:18258;width:2327;height:309;visibility:visible;mso-wrap-style:square;v-text-anchor:top" o:gfxdata="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" filled="f" stroked="f" strokeweight=".25pt">
+                <v:rect id="Rectangle 4786" o:spid="_x0000_s1147" style="position:absolute;left:17577;top:18258;width:2327;height:309;visibility:visible;mso-wrap-style:square;v-text-anchor:top" o:gfxdata="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" filled="f" stroked="f" strokeweight=".25pt">
                   <v:textbox inset="1pt,1pt,1pt,1pt">
                     <w:txbxContent>
                       <w:p>
@@ -18913,16 +18693,16 @@
                     </w:txbxContent>
                   </v:textbox>
                 </v:rect>
-                <v:rect id="Rectangle 4787" o:spid="_x0000_s1144" style="position:absolute;left:17591;top:18613;width:2326;height:309;visibility:visible;mso-wrap-style:square;v-text-anchor:top" o:gfxdata="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" filled="f" stroked="f" strokeweight=".25pt">
+                <v:rect id="Rectangle 4787" o:spid="_x0000_s1148" style="position:absolute;left:17591;top:18613;width:2326;height:309;visibility:visible;mso-wrap-style:square;v-text-anchor:top" o:gfxdata="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" filled="f" stroked="f" strokeweight=".25pt">
                   <v:textbox inset="1pt,1pt,1pt,1pt">
                     <w:txbxContent>
                       <w:p/>
                     </w:txbxContent>
                   </v:textbox>
                 </v:rect>
-                <v:line id="Line 4788" o:spid="_x0000_s1145" style="position:absolute;visibility:visible;mso-wrap-style:square" from="14755,18594" to="14757,18932" o:connectortype="straight" o:gfxdata="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" strokeweight="1pt"/>
-                <v:line id="Line 4789" o:spid="_x0000_s1146" style="position:absolute;visibility:visible;mso-wrap-style:square" from="15301,18595" to="15303,18933" o:connectortype="straight" o:gfxdata="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" strokeweight="1pt"/>
-                <v:rect id="Rectangle 4790" o:spid="_x0000_s1147" style="position:absolute;left:14295;top:19221;width:5609;height:440;visibility:visible;mso-wrap-style:square;v-text-anchor:top" o:gfxdata="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" filled="f" stroked="f" strokeweight=".25pt">
+                <v:line id="Line 4788" o:spid="_x0000_s1149" style="position:absolute;visibility:visible;mso-wrap-style:square" from="14755,18594" to="14757,18932" o:connectortype="straight" o:gfxdata="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" strokeweight="1pt"/>
+                <v:line id="Line 4789" o:spid="_x0000_s1150" style="position:absolute;visibility:visible;mso-wrap-style:square" from="15301,18595" to="15303,18933" o:connectortype="straight" o:gfxdata="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" strokeweight="1pt"/>
+                <v:rect id="Rectangle 4790" o:spid="_x0000_s1151" style="position:absolute;left:14295;top:19221;width:5609;height:440;visibility:visible;mso-wrap-style:square;v-text-anchor:top" o:gfxdata="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" filled="f" stroked="f" strokeweight=".25pt">
                   <v:textbox inset="1pt,1pt,1pt,1pt">
                     <w:txbxContent>
                       <w:p>
@@ -19123,7 +18903,7 @@
           </mc:Choice>
           <mc:Fallback>
             <w:pict>
-              <v:rect w14:anchorId="3D61B005" id="Rectangle 4770" o:spid="_x0000_s1148" style="position:absolute;margin-left:15.65pt;margin-top:20.85pt;width:65.6pt;height:12.4pt;z-index:251664384;visibility:visible;mso-wrap-style:square;mso-width-percent:0;mso-height-percent:0;mso-wrap-distance-left:9pt;mso-wrap-distance-top:0;mso-wrap-distance-right:9pt;mso-wrap-distance-bottom:0;mso-position-horizontal:absolute;mso-position-horizontal-relative:text;mso-position-vertical:absolute;mso-position-vertical-relative:text;mso-width-percent:0;mso-height-percent:0;mso-width-relative:margin;mso-height-relative:margin;v-text-anchor:top" o:gfxdata="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" filled="f" stroked="f" strokeweight=".25pt">
+              <v:rect w14:anchorId="3D61B005" id="_x0000_s1152" style="position:absolute;margin-left:15.65pt;margin-top:20.85pt;width:65.6pt;height:12.4pt;z-index:251664384;visibility:visible;mso-wrap-style:square;mso-width-percent:0;mso-height-percent:0;mso-wrap-distance-left:9pt;mso-wrap-distance-top:0;mso-wrap-distance-right:9pt;mso-wrap-distance-bottom:0;mso-position-horizontal:absolute;mso-position-horizontal-relative:text;mso-position-vertical:absolute;mso-position-vertical-relative:text;mso-width-percent:0;mso-height-percent:0;mso-width-relative:margin;mso-height-relative:margin;v-text-anchor:top" o:gfxdata="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" filled="f" stroked="f" strokeweight=".25pt">
                 <v:textbox inset="1pt,1pt,1pt,1pt">
                   <w:txbxContent>
                     <w:p>
@@ -20549,21 +20329,12 @@
                                     <w:szCs w:val="18"/>
                                   </w:rPr>
                                 </w:pPr>
-                                <w:proofErr w:type="spellStart"/>
                                 <w:r>
                                   <w:rPr>
                                     <w:sz w:val="18"/>
                                     <w:szCs w:val="18"/>
                                   </w:rPr>
-                                  <w:t>Изм</w:t>
-                                </w:r>
-                                <w:proofErr w:type="spellEnd"/>
-                                <w:r>
-                                  <w:rPr>
-                                    <w:sz w:val="18"/>
-                                    <w:szCs w:val="18"/>
-                                  </w:rPr>
-                                  <w:t>.</w:t>
+                                  <w:t>Изм.</w:t>
                                 </w:r>
                               </w:p>
                             </w:txbxContent>
@@ -20687,23 +20458,7 @@
                                     <w:sz w:val="18"/>
                                     <w:szCs w:val="18"/>
                                   </w:rPr>
-                                  <w:t xml:space="preserve">№ </w:t>
-                                </w:r>
-                                <w:proofErr w:type="spellStart"/>
-                                <w:r>
-                                  <w:rPr>
-                                    <w:sz w:val="18"/>
-                                    <w:szCs w:val="18"/>
-                                  </w:rPr>
-                                  <w:t>докум</w:t>
-                                </w:r>
-                                <w:proofErr w:type="spellEnd"/>
-                                <w:r>
-                                  <w:rPr>
-                                    <w:sz w:val="18"/>
-                                    <w:szCs w:val="18"/>
-                                  </w:rPr>
-                                  <w:t>.</w:t>
+                                  <w:t>№ докум.</w:t>
                                 </w:r>
                               </w:p>
                             </w:txbxContent>
@@ -20760,7 +20515,6 @@
                                     <w:szCs w:val="18"/>
                                   </w:rPr>
                                 </w:pPr>
-                                <w:proofErr w:type="spellStart"/>
                                 <w:r>
                                   <w:rPr>
                                     <w:sz w:val="18"/>
@@ -20768,7 +20522,6 @@
                                   </w:rPr>
                                   <w:t>Подпись</w:t>
                                 </w:r>
-                                <w:proofErr w:type="spellEnd"/>
                               </w:p>
                             </w:txbxContent>
                           </wps:txbx>
@@ -21423,21 +21176,12 @@
                                       <w:szCs w:val="18"/>
                                     </w:rPr>
                                   </w:pPr>
-                                  <w:proofErr w:type="spellStart"/>
                                   <w:r>
                                     <w:rPr>
                                       <w:sz w:val="18"/>
                                       <w:szCs w:val="18"/>
                                     </w:rPr>
-                                    <w:t>Разраб</w:t>
-                                  </w:r>
-                                  <w:proofErr w:type="spellEnd"/>
-                                  <w:r>
-                                    <w:rPr>
-                                      <w:sz w:val="18"/>
-                                      <w:szCs w:val="18"/>
-                                    </w:rPr>
-                                    <w:t>.</w:t>
+                                    <w:t>Разраб.</w:t>
                                   </w:r>
                                 </w:p>
                               </w:txbxContent>
@@ -21590,21 +21334,12 @@
                                       <w:szCs w:val="18"/>
                                     </w:rPr>
                                   </w:pPr>
-                                  <w:proofErr w:type="spellStart"/>
                                   <w:r>
                                     <w:rPr>
                                       <w:sz w:val="18"/>
                                       <w:szCs w:val="18"/>
                                     </w:rPr>
-                                    <w:t>Провер</w:t>
-                                  </w:r>
-                                  <w:proofErr w:type="spellEnd"/>
-                                  <w:r>
-                                    <w:rPr>
-                                      <w:sz w:val="18"/>
-                                      <w:szCs w:val="18"/>
-                                    </w:rPr>
-                                    <w:t>.</w:t>
+                                    <w:t>Провер.</w:t>
                                   </w:r>
                                 </w:p>
                               </w:txbxContent>
@@ -21975,14 +21710,12 @@
                                       <w:sz w:val="18"/>
                                     </w:rPr>
                                   </w:pPr>
-                                  <w:proofErr w:type="spellStart"/>
                                   <w:r>
                                     <w:rPr>
                                       <w:sz w:val="18"/>
                                     </w:rPr>
                                     <w:t>Ут</w:t>
                                   </w:r>
-                                  <w:proofErr w:type="spellEnd"/>
                                   <w:r>
                                     <w:rPr>
                                       <w:sz w:val="18"/>
@@ -22740,19 +22473,19 @@
           </mc:Choice>
           <mc:Fallback>
             <w:pict>
-              <v:group w14:anchorId="557398AE" id="Группа 53" o:spid="_x0000_s1149" style="position:absolute;margin-left:-55.5pt;margin-top:-12.5pt;width:537.55pt;height:802.3pt;z-index:251669504" coordorigin="1193,414" coordsize="10376,16046" o:gfxdata="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">
-                <v:group id="Group 54" o:spid="_x0000_s1150" style="position:absolute;left:1193;top:414;width:10376;height:16046" coordsize="20000,20000" o:gfxdata="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">
-                  <v:rect id="Rectangle 55" o:spid="_x0000_s1151" style="position:absolute;width:20000;height:20000;visibility:visible;mso-wrap-style:square;v-text-anchor:top" o:gfxdata="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" filled="f" strokeweight="2pt"/>
-                  <v:line id="Line 56" o:spid="_x0000_s1152" style="position:absolute;visibility:visible;mso-wrap-style:square" from="993,17183" to="995,18221" o:connectortype="straight" o:gfxdata="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" strokeweight="2pt"/>
-                  <v:line id="Line 57" o:spid="_x0000_s1153" style="position:absolute;visibility:visible;mso-wrap-style:square" from="10,17173" to="19977,17174" o:connectortype="straight" o:gfxdata="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" strokeweight="2pt"/>
-                  <v:line id="Line 58" o:spid="_x0000_s1154" style="position:absolute;visibility:visible;mso-wrap-style:square" from="2186,17192" to="2188,19989" o:connectortype="straight" o:gfxdata="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" strokeweight="2pt"/>
-                  <v:line id="Line 59" o:spid="_x0000_s1155" style="position:absolute;visibility:visible;mso-wrap-style:square" from="4919,17192" to="4921,19989" o:connectortype="straight" o:gfxdata="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" strokeweight="2pt"/>
-                  <v:line id="Line 60" o:spid="_x0000_s1156" style="position:absolute;visibility:visible;mso-wrap-style:square" from="6557,17192" to="6559,19989" o:connectortype="straight" o:gfxdata="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" strokeweight="2pt"/>
-                  <v:line id="Line 61" o:spid="_x0000_s1157" style="position:absolute;visibility:visible;mso-wrap-style:square" from="7650,17183" to="7652,19979" o:connectortype="straight" o:gfxdata="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" strokeweight="2pt"/>
-                  <v:line id="Line 62" o:spid="_x0000_s1158" style="position:absolute;visibility:visible;mso-wrap-style:square" from="15848,18239" to="15852,18932" o:connectortype="straight" o:gfxdata="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" strokeweight="2pt"/>
-                  <v:line id="Line 63" o:spid="_x0000_s1159" style="position:absolute;visibility:visible;mso-wrap-style:square" from="10,19293" to="7631,19295" o:connectortype="straight" o:gfxdata="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" strokeweight="1pt"/>
-                  <v:line id="Line 64" o:spid="_x0000_s1160" style="position:absolute;visibility:visible;mso-wrap-style:square" from="10,19646" to="7631,19647" o:connectortype="straight" o:gfxdata="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" strokeweight="1pt"/>
-                  <v:rect id="Rectangle 65" o:spid="_x0000_s1161" style="position:absolute;left:54;top:17912;width:883;height:309;visibility:visible;mso-wrap-style:square;v-text-anchor:top" o:gfxdata="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" filled="f" stroked="f" strokeweight=".25pt">
+              <v:group w14:anchorId="557398AE" id="Группа 53" o:spid="_x0000_s1153" style="position:absolute;margin-left:-55.5pt;margin-top:-12.5pt;width:537.55pt;height:802.3pt;z-index:251669504" coordorigin="1193,414" coordsize="10376,16046" o:gfxdata="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">
+                <v:group id="Group 54" o:spid="_x0000_s1154" style="position:absolute;left:1193;top:414;width:10376;height:16046" coordsize="20000,20000" o:gfxdata="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">
+                  <v:rect id="Rectangle 55" o:spid="_x0000_s1155" style="position:absolute;width:20000;height:20000;visibility:visible;mso-wrap-style:square;v-text-anchor:top" o:gfxdata="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" filled="f" strokeweight="2pt"/>
+                  <v:line id="Line 56" o:spid="_x0000_s1156" style="position:absolute;visibility:visible;mso-wrap-style:square" from="993,17183" to="995,18221" o:connectortype="straight" o:gfxdata="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" strokeweight="2pt"/>
+                  <v:line id="Line 57" o:spid="_x0000_s1157" style="position:absolute;visibility:visible;mso-wrap-style:square" from="10,17173" to="19977,17174" o:connectortype="straight" o:gfxdata="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" strokeweight="2pt"/>
+                  <v:line id="Line 58" o:spid="_x0000_s1158" style="position:absolute;visibility:visible;mso-wrap-style:square" from="2186,17192" to="2188,19989" o:connectortype="straight" o:gfxdata="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" strokeweight="2pt"/>
+                  <v:line id="Line 59" o:spid="_x0000_s1159" style="position:absolute;visibility:visible;mso-wrap-style:square" from="4919,17192" to="4921,19989" o:connectortype="straight" o:gfxdata="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" strokeweight="2pt"/>
+                  <v:line id="Line 60" o:spid="_x0000_s1160" style="position:absolute;visibility:visible;mso-wrap-style:square" from="6557,17192" to="6559,19989" o:connectortype="straight" o:gfxdata="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" strokeweight="2pt"/>
+                  <v:line id="Line 61" o:spid="_x0000_s1161" style="position:absolute;visibility:visible;mso-wrap-style:square" from="7650,17183" to="7652,19979" o:connectortype="straight" o:gfxdata="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" strokeweight="2pt"/>
+                  <v:line id="Line 62" o:spid="_x0000_s1162" style="position:absolute;visibility:visible;mso-wrap-style:square" from="15848,18239" to="15852,18932" o:connectortype="straight" o:gfxdata="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" strokeweight="2pt"/>
+                  <v:line id="Line 63" o:spid="_x0000_s1163" style="position:absolute;visibility:visible;mso-wrap-style:square" from="10,19293" to="7631,19295" o:connectortype="straight" o:gfxdata="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" strokeweight="1pt"/>
+                  <v:line id="Line 64" o:spid="_x0000_s1164" style="position:absolute;visibility:visible;mso-wrap-style:square" from="10,19646" to="7631,19647" o:connectortype="straight" o:gfxdata="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" strokeweight="1pt"/>
+                  <v:rect id="Rectangle 65" o:spid="_x0000_s1165" style="position:absolute;left:54;top:17912;width:883;height:309;visibility:visible;mso-wrap-style:square;v-text-anchor:top" o:gfxdata="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" filled="f" stroked="f" strokeweight=".25pt">
                     <v:textbox inset="1pt,1pt,1pt,1pt">
                       <w:txbxContent>
                         <w:p>
@@ -22764,27 +22497,18 @@
                               <w:szCs w:val="18"/>
                             </w:rPr>
                           </w:pPr>
-                          <w:proofErr w:type="spellStart"/>
                           <w:r>
                             <w:rPr>
                               <w:sz w:val="18"/>
                               <w:szCs w:val="18"/>
                             </w:rPr>
-                            <w:t>Изм</w:t>
-                          </w:r>
-                          <w:proofErr w:type="spellEnd"/>
-                          <w:r>
-                            <w:rPr>
-                              <w:sz w:val="18"/>
-                              <w:szCs w:val="18"/>
-                            </w:rPr>
-                            <w:t>.</w:t>
+                            <w:t>Изм.</w:t>
                           </w:r>
                         </w:p>
                       </w:txbxContent>
                     </v:textbox>
                   </v:rect>
-                  <v:rect id="Rectangle 66" o:spid="_x0000_s1162" style="position:absolute;left:1051;top:17912;width:1100;height:309;visibility:visible;mso-wrap-style:square;v-text-anchor:top" o:gfxdata="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" filled="f" stroked="f" strokeweight=".25pt">
+                  <v:rect id="Rectangle 66" o:spid="_x0000_s1166" style="position:absolute;left:1051;top:17912;width:1100;height:309;visibility:visible;mso-wrap-style:square;v-text-anchor:top" o:gfxdata="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" filled="f" stroked="f" strokeweight=".25pt">
                     <v:textbox inset="1pt,1pt,1pt,1pt">
                       <w:txbxContent>
                         <w:p>
@@ -22807,7 +22531,7 @@
                       </w:txbxContent>
                     </v:textbox>
                   </v:rect>
-                  <v:rect id="Rectangle 67" o:spid="_x0000_s1163" style="position:absolute;left:2267;top:17912;width:2573;height:309;visibility:visible;mso-wrap-style:square;v-text-anchor:top" o:gfxdata="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" filled="f" stroked="f" strokeweight=".25pt">
+                  <v:rect id="Rectangle 67" o:spid="_x0000_s1167" style="position:absolute;left:2267;top:17912;width:2573;height:309;visibility:visible;mso-wrap-style:square;v-text-anchor:top" o:gfxdata="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" filled="f" stroked="f" strokeweight=".25pt">
                     <v:textbox inset="1pt,1pt,1pt,1pt">
                       <w:txbxContent>
                         <w:p>
@@ -22824,29 +22548,13 @@
                               <w:sz w:val="18"/>
                               <w:szCs w:val="18"/>
                             </w:rPr>
-                            <w:t xml:space="preserve">№ </w:t>
-                          </w:r>
-                          <w:proofErr w:type="spellStart"/>
-                          <w:r>
-                            <w:rPr>
-                              <w:sz w:val="18"/>
-                              <w:szCs w:val="18"/>
-                            </w:rPr>
-                            <w:t>докум</w:t>
-                          </w:r>
-                          <w:proofErr w:type="spellEnd"/>
-                          <w:r>
-                            <w:rPr>
-                              <w:sz w:val="18"/>
-                              <w:szCs w:val="18"/>
-                            </w:rPr>
-                            <w:t>.</w:t>
+                            <w:t>№ докум.</w:t>
                           </w:r>
                         </w:p>
                       </w:txbxContent>
                     </v:textbox>
                   </v:rect>
-                  <v:rect id="Rectangle 68" o:spid="_x0000_s1164" style="position:absolute;left:4983;top:17912;width:1534;height:309;visibility:visible;mso-wrap-style:square;v-text-anchor:top" o:gfxdata="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" filled="f" stroked="f" strokeweight=".25pt">
+                  <v:rect id="Rectangle 68" o:spid="_x0000_s1168" style="position:absolute;left:4983;top:17912;width:1534;height:309;visibility:visible;mso-wrap-style:square;v-text-anchor:top" o:gfxdata="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" filled="f" stroked="f" strokeweight=".25pt">
                     <v:textbox inset="1pt,1pt,1pt,1pt">
                       <w:txbxContent>
                         <w:p>
@@ -22858,7 +22566,6 @@
                               <w:szCs w:val="18"/>
                             </w:rPr>
                           </w:pPr>
-                          <w:proofErr w:type="spellStart"/>
                           <w:r>
                             <w:rPr>
                               <w:sz w:val="18"/>
@@ -22866,12 +22573,11 @@
                             </w:rPr>
                             <w:t>Подпись</w:t>
                           </w:r>
-                          <w:proofErr w:type="spellEnd"/>
                         </w:p>
                       </w:txbxContent>
                     </v:textbox>
                   </v:rect>
-                  <v:rect id="Rectangle 69" o:spid="_x0000_s1165" style="position:absolute;left:6604;top:17912;width:1000;height:309;visibility:visible;mso-wrap-style:square;v-text-anchor:top" o:gfxdata="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" filled="f" stroked="f" strokeweight=".25pt">
+                  <v:rect id="Rectangle 69" o:spid="_x0000_s1169" style="position:absolute;left:6604;top:17912;width:1000;height:309;visibility:visible;mso-wrap-style:square;v-text-anchor:top" o:gfxdata="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" filled="f" stroked="f" strokeweight=".25pt">
                     <v:textbox inset="1pt,1pt,1pt,1pt">
                       <w:txbxContent>
                         <w:p>
@@ -22894,7 +22600,7 @@
                       </w:txbxContent>
                     </v:textbox>
                   </v:rect>
-                  <v:rect id="Rectangle 70" o:spid="_x0000_s1166" style="position:absolute;left:15929;top:18258;width:1475;height:309;visibility:visible;mso-wrap-style:square;v-text-anchor:top" o:gfxdata="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" filled="f" stroked="f" strokeweight=".25pt">
+                  <v:rect id="Rectangle 70" o:spid="_x0000_s1170" style="position:absolute;left:15929;top:18258;width:1475;height:309;visibility:visible;mso-wrap-style:square;v-text-anchor:top" o:gfxdata="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" filled="f" stroked="f" strokeweight=".25pt">
                     <v:textbox inset="1pt,1pt,1pt,1pt">
                       <w:txbxContent>
                         <w:p>
@@ -22917,7 +22623,7 @@
                       </w:txbxContent>
                     </v:textbox>
                   </v:rect>
-                  <v:rect id="Rectangle 71" o:spid="_x0000_s1167" style="position:absolute;left:15929;top:18623;width:1475;height:310;visibility:visible;mso-wrap-style:square;v-text-anchor:top" o:gfxdata="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" filled="f" stroked="f" strokeweight=".25pt">
+                  <v:rect id="Rectangle 71" o:spid="_x0000_s1171" style="position:absolute;left:15929;top:18623;width:1475;height:310;visibility:visible;mso-wrap-style:square;v-text-anchor:top" o:gfxdata="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" filled="f" stroked="f" strokeweight=".25pt">
                     <v:textbox inset="1pt,1pt,1pt,1pt">
                       <w:txbxContent>
                         <w:p>
@@ -22940,7 +22646,7 @@
                       </w:txbxContent>
                     </v:textbox>
                   </v:rect>
-                  <v:rect id="Rectangle 72" o:spid="_x0000_s1168" style="position:absolute;left:7760;top:17481;width:12159;height:477;visibility:visible;mso-wrap-style:square;v-text-anchor:top" o:gfxdata="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" filled="f" stroked="f" strokeweight=".25pt">
+                  <v:rect id="Rectangle 72" o:spid="_x0000_s1172" style="position:absolute;left:7760;top:17481;width:12159;height:477;visibility:visible;mso-wrap-style:square;v-text-anchor:top" o:gfxdata="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" filled="f" stroked="f" strokeweight=".25pt">
                     <v:textbox inset="1pt,1pt,1pt,1pt">
                       <w:txbxContent>
                         <w:p>
@@ -23092,13 +22798,13 @@
                       </w:txbxContent>
                     </v:textbox>
                   </v:rect>
-                  <v:line id="Line 73" o:spid="_x0000_s1169" style="position:absolute;visibility:visible;mso-wrap-style:square" from="12,18233" to="19979,18234" o:connectortype="straight" o:gfxdata="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" strokeweight="2pt"/>
-                  <v:line id="Line 74" o:spid="_x0000_s1170" style="position:absolute;visibility:visible;mso-wrap-style:square" from="25,17881" to="7646,17882" o:connectortype="straight" o:gfxdata="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" strokeweight="1pt"/>
-                  <v:line id="Line 75" o:spid="_x0000_s1171" style="position:absolute;visibility:visible;mso-wrap-style:square" from="10,17526" to="7631,17527" o:connectortype="straight" o:gfxdata="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" strokeweight="1pt"/>
-                  <v:line id="Line 76" o:spid="_x0000_s1172" style="position:absolute;visibility:visible;mso-wrap-style:square" from="10,18938" to="7631,18939" o:connectortype="straight" o:gfxdata="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" strokeweight="1pt"/>
-                  <v:line id="Line 77" o:spid="_x0000_s1173" style="position:absolute;visibility:visible;mso-wrap-style:square" from="10,18583" to="7631,18584" o:connectortype="straight" o:gfxdata="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" strokeweight="1pt"/>
-                  <v:group id="Group 78" o:spid="_x0000_s1174" style="position:absolute;left:39;top:18267;width:4801;height:310" coordsize="19999,20000" o:gfxdata="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">
-                    <v:rect id="Rectangle 79" o:spid="_x0000_s1175" style="position:absolute;width:8856;height:20000;visibility:visible;mso-wrap-style:square;v-text-anchor:top" o:gfxdata="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" filled="f" stroked="f" strokeweight=".25pt">
+                  <v:line id="Line 73" o:spid="_x0000_s1173" style="position:absolute;visibility:visible;mso-wrap-style:square" from="12,18233" to="19979,18234" o:connectortype="straight" o:gfxdata="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" strokeweight="2pt"/>
+                  <v:line id="Line 74" o:spid="_x0000_s1174" style="position:absolute;visibility:visible;mso-wrap-style:square" from="25,17881" to="7646,17882" o:connectortype="straight" o:gfxdata="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" strokeweight="1pt"/>
+                  <v:line id="Line 75" o:spid="_x0000_s1175" style="position:absolute;visibility:visible;mso-wrap-style:square" from="10,17526" to="7631,17527" o:connectortype="straight" o:gfxdata="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" strokeweight="1pt"/>
+                  <v:line id="Line 76" o:spid="_x0000_s1176" style="position:absolute;visibility:visible;mso-wrap-style:square" from="10,18938" to="7631,18939" o:connectortype="straight" o:gfxdata="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" strokeweight="1pt"/>
+                  <v:line id="Line 77" o:spid="_x0000_s1177" style="position:absolute;visibility:visible;mso-wrap-style:square" from="10,18583" to="7631,18584" o:connectortype="straight" o:gfxdata="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" strokeweight="1pt"/>
+                  <v:group id="Group 78" o:spid="_x0000_s1178" style="position:absolute;left:39;top:18267;width:4801;height:310" coordsize="19999,20000" o:gfxdata="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">
+                    <v:rect id="Rectangle 79" o:spid="_x0000_s1179" style="position:absolute;width:8856;height:20000;visibility:visible;mso-wrap-style:square;v-text-anchor:top" o:gfxdata="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" filled="f" stroked="f" strokeweight=".25pt">
                       <v:textbox inset="1pt,1pt,1pt,1pt">
                         <w:txbxContent>
                           <w:p>
@@ -23109,27 +22815,18 @@
                                 <w:szCs w:val="18"/>
                               </w:rPr>
                             </w:pPr>
-                            <w:proofErr w:type="spellStart"/>
                             <w:r>
                               <w:rPr>
                                 <w:sz w:val="18"/>
                                 <w:szCs w:val="18"/>
                               </w:rPr>
-                              <w:t>Разраб</w:t>
-                            </w:r>
-                            <w:proofErr w:type="spellEnd"/>
-                            <w:r>
-                              <w:rPr>
-                                <w:sz w:val="18"/>
-                                <w:szCs w:val="18"/>
-                              </w:rPr>
-                              <w:t>.</w:t>
+                              <w:t>Разраб.</w:t>
                             </w:r>
                           </w:p>
                         </w:txbxContent>
                       </v:textbox>
                     </v:rect>
-                    <v:rect id="Rectangle 80" o:spid="_x0000_s1176" style="position:absolute;left:9281;width:10718;height:20000;visibility:visible;mso-wrap-style:square;v-text-anchor:top" o:gfxdata="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" filled="f" stroked="f" strokeweight=".25pt">
+                    <v:rect id="Rectangle 80" o:spid="_x0000_s1180" style="position:absolute;left:9281;width:10718;height:20000;visibility:visible;mso-wrap-style:square;v-text-anchor:top" o:gfxdata="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" filled="f" stroked="f" strokeweight=".25pt">
                       <v:textbox inset="1pt,1pt,1pt,1pt">
                         <w:txbxContent>
                           <w:p>
@@ -23174,8 +22871,8 @@
                       </v:textbox>
                     </v:rect>
                   </v:group>
-                  <v:group id="Group 81" o:spid="_x0000_s1177" style="position:absolute;left:39;top:18614;width:4801;height:309" coordsize="19999,20000" o:gfxdata="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">
-                    <v:rect id="Rectangle 82" o:spid="_x0000_s1178" style="position:absolute;width:8856;height:20000;visibility:visible;mso-wrap-style:square;v-text-anchor:top" o:gfxdata="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" filled="f" stroked="f" strokeweight=".25pt">
+                  <v:group id="Group 81" o:spid="_x0000_s1181" style="position:absolute;left:39;top:18614;width:4801;height:309" coordsize="19999,20000" o:gfxdata="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">
+                    <v:rect id="Rectangle 82" o:spid="_x0000_s1182" style="position:absolute;width:8856;height:20000;visibility:visible;mso-wrap-style:square;v-text-anchor:top" o:gfxdata="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" filled="f" stroked="f" strokeweight=".25pt">
                       <v:textbox inset="1pt,1pt,1pt,1pt">
                         <w:txbxContent>
                           <w:p>
@@ -23186,27 +22883,18 @@
                                 <w:szCs w:val="18"/>
                               </w:rPr>
                             </w:pPr>
-                            <w:proofErr w:type="spellStart"/>
                             <w:r>
                               <w:rPr>
                                 <w:sz w:val="18"/>
                                 <w:szCs w:val="18"/>
                               </w:rPr>
-                              <w:t>Провер</w:t>
-                            </w:r>
-                            <w:proofErr w:type="spellEnd"/>
-                            <w:r>
-                              <w:rPr>
-                                <w:sz w:val="18"/>
-                                <w:szCs w:val="18"/>
-                              </w:rPr>
-                              <w:t>.</w:t>
+                              <w:t>Провер.</w:t>
                             </w:r>
                           </w:p>
                         </w:txbxContent>
                       </v:textbox>
                     </v:rect>
-                    <v:rect id="Rectangle 83" o:spid="_x0000_s1179" style="position:absolute;left:9281;width:10718;height:20000;visibility:visible;mso-wrap-style:square;v-text-anchor:top" o:gfxdata="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" filled="f" stroked="f" strokeweight=".25pt">
+                    <v:rect id="Rectangle 83" o:spid="_x0000_s1183" style="position:absolute;left:9281;width:10718;height:20000;visibility:visible;mso-wrap-style:square;v-text-anchor:top" o:gfxdata="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" filled="f" stroked="f" strokeweight=".25pt">
                       <v:textbox inset="1pt,1pt,1pt,1pt">
                         <w:txbxContent>
                           <w:p>
@@ -23222,8 +22910,8 @@
                       </v:textbox>
                     </v:rect>
                   </v:group>
-                  <v:group id="Group 84" o:spid="_x0000_s1180" style="position:absolute;left:39;top:18969;width:4801;height:309" coordsize="19999,20000" o:gfxdata="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">
-                    <v:rect id="Rectangle 85" o:spid="_x0000_s1181" style="position:absolute;width:8856;height:20000;visibility:visible;mso-wrap-style:square;v-text-anchor:top" o:gfxdata="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" filled="f" stroked="f" strokeweight=".25pt">
+                  <v:group id="Group 84" o:spid="_x0000_s1184" style="position:absolute;left:39;top:18969;width:4801;height:309" coordsize="19999,20000" o:gfxdata="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">
+                    <v:rect id="Rectangle 85" o:spid="_x0000_s1185" style="position:absolute;width:8856;height:20000;visibility:visible;mso-wrap-style:square;v-text-anchor:top" o:gfxdata="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" filled="f" stroked="f" strokeweight=".25pt">
                       <v:textbox inset="1pt,1pt,1pt,1pt">
                         <w:txbxContent>
                           <w:p>
@@ -23238,7 +22926,7 @@
                         </w:txbxContent>
                       </v:textbox>
                     </v:rect>
-                    <v:rect id="Rectangle 86" o:spid="_x0000_s1182" style="position:absolute;left:9281;width:10718;height:20000;visibility:visible;mso-wrap-style:square;v-text-anchor:top" o:gfxdata="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" filled="f" stroked="f" strokeweight=".25pt">
+                    <v:rect id="Rectangle 86" o:spid="_x0000_s1186" style="position:absolute;left:9281;width:10718;height:20000;visibility:visible;mso-wrap-style:square;v-text-anchor:top" o:gfxdata="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" filled="f" stroked="f" strokeweight=".25pt">
                       <v:textbox inset="1pt,1pt,1pt,1pt">
                         <w:txbxContent>
                           <w:p>
@@ -23253,8 +22941,8 @@
                       </v:textbox>
                     </v:rect>
                   </v:group>
-                  <v:group id="Group 87" o:spid="_x0000_s1183" style="position:absolute;left:39;top:19314;width:4801;height:310" coordsize="19999,20000" o:gfxdata="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">
-                    <v:rect id="Rectangle 88" o:spid="_x0000_s1184" style="position:absolute;width:8856;height:20000;visibility:visible;mso-wrap-style:square;v-text-anchor:top" o:gfxdata="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" filled="f" stroked="f" strokeweight=".25pt">
+                  <v:group id="Group 87" o:spid="_x0000_s1187" style="position:absolute;left:39;top:19314;width:4801;height:310" coordsize="19999,20000" o:gfxdata="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">
+                    <v:rect id="Rectangle 88" o:spid="_x0000_s1188" style="position:absolute;width:8856;height:20000;visibility:visible;mso-wrap-style:square;v-text-anchor:top" o:gfxdata="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" filled="f" stroked="f" strokeweight=".25pt">
                       <v:textbox inset="1pt,1pt,1pt,1pt">
                         <w:txbxContent>
                           <w:p>
@@ -23276,7 +22964,7 @@
                         </w:txbxContent>
                       </v:textbox>
                     </v:rect>
-                    <v:rect id="Rectangle 89" o:spid="_x0000_s1185" style="position:absolute;left:9281;width:10718;height:20000;visibility:visible;mso-wrap-style:square;v-text-anchor:top" o:gfxdata="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" filled="f" stroked="f" strokeweight=".25pt">
+                    <v:rect id="Rectangle 89" o:spid="_x0000_s1189" style="position:absolute;left:9281;width:10718;height:20000;visibility:visible;mso-wrap-style:square;v-text-anchor:top" o:gfxdata="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" filled="f" stroked="f" strokeweight=".25pt">
                       <v:textbox inset="1pt,1pt,1pt,1pt">
                         <w:txbxContent>
                           <w:p>
@@ -23290,8 +22978,8 @@
                       </v:textbox>
                     </v:rect>
                   </v:group>
-                  <v:group id="Group 90" o:spid="_x0000_s1186" style="position:absolute;left:39;top:19660;width:4801;height:309" coordsize="19999,20000" o:gfxdata="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">
-                    <v:rect id="Rectangle 91" o:spid="_x0000_s1187" style="position:absolute;width:8856;height:20000;visibility:visible;mso-wrap-style:square;v-text-anchor:top" o:gfxdata="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" filled="f" stroked="f" strokeweight=".25pt">
+                  <v:group id="Group 90" o:spid="_x0000_s1190" style="position:absolute;left:39;top:19660;width:4801;height:309" coordsize="19999,20000" o:gfxdata="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">
+                    <v:rect id="Rectangle 91" o:spid="_x0000_s1191" style="position:absolute;width:8856;height:20000;visibility:visible;mso-wrap-style:square;v-text-anchor:top" o:gfxdata="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" filled="f" stroked="f" strokeweight=".25pt">
                       <v:textbox inset="1pt,1pt,1pt,1pt">
                         <w:txbxContent>
                           <w:p>
@@ -23301,14 +22989,12 @@
                                 <w:sz w:val="18"/>
                               </w:rPr>
                             </w:pPr>
-                            <w:proofErr w:type="spellStart"/>
                             <w:r>
                               <w:rPr>
                                 <w:sz w:val="18"/>
                               </w:rPr>
                               <w:t>Ут</w:t>
                             </w:r>
-                            <w:proofErr w:type="spellEnd"/>
                             <w:r>
                               <w:rPr>
                                 <w:sz w:val="18"/>
@@ -23326,7 +23012,7 @@
                         </w:txbxContent>
                       </v:textbox>
                     </v:rect>
-                    <v:rect id="Rectangle 92" o:spid="_x0000_s1188" style="position:absolute;left:9281;width:10718;height:20000;visibility:visible;mso-wrap-style:square;v-text-anchor:top" o:gfxdata="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" filled="f" stroked="f" strokeweight=".25pt">
+                    <v:rect id="Rectangle 92" o:spid="_x0000_s1192" style="position:absolute;left:9281;width:10718;height:20000;visibility:visible;mso-wrap-style:square;v-text-anchor:top" o:gfxdata="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" filled="f" stroked="f" strokeweight=".25pt">
                       <v:textbox inset="1pt,1pt,1pt,1pt">
                         <w:txbxContent>
                           <w:p>
@@ -23340,8 +23026,8 @@
                       </v:textbox>
                     </v:rect>
                   </v:group>
-                  <v:line id="Line 93" o:spid="_x0000_s1189" style="position:absolute;visibility:visible;mso-wrap-style:square" from="14208,18239" to="14210,19979" o:connectortype="straight" o:gfxdata="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" strokeweight="2pt"/>
-                  <v:rect id="Rectangle 94" o:spid="_x0000_s1190" style="position:absolute;left:7787;top:18314;width:6292;height:1609;visibility:visible;mso-wrap-style:square;v-text-anchor:top" o:gfxdata="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" filled="f" stroked="f" strokeweight=".25pt">
+                  <v:line id="Line 93" o:spid="_x0000_s1193" style="position:absolute;visibility:visible;mso-wrap-style:square" from="14208,18239" to="14210,19979" o:connectortype="straight" o:gfxdata="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" strokeweight="2pt"/>
+                  <v:rect id="Rectangle 94" o:spid="_x0000_s1194" style="position:absolute;left:7787;top:18314;width:6292;height:1609;visibility:visible;mso-wrap-style:square;v-text-anchor:top" o:gfxdata="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" filled="f" stroked="f" strokeweight=".25pt">
                     <v:textbox inset="1pt,1pt,1pt,1pt">
                       <w:txbxContent>
                         <w:p>
@@ -23391,10 +23077,10 @@
                       </w:txbxContent>
                     </v:textbox>
                   </v:rect>
-                  <v:line id="Line 95" o:spid="_x0000_s1191" style="position:absolute;visibility:visible;mso-wrap-style:square" from="14221,18587" to="19990,18588" o:connectortype="straight" o:gfxdata="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" strokeweight="2pt"/>
-                  <v:line id="Line 96" o:spid="_x0000_s1192" style="position:absolute;visibility:visible;mso-wrap-style:square" from="14219,18939" to="19988,18941" o:connectortype="straight" o:gfxdata="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" strokeweight="2pt"/>
-                  <v:line id="Line 97" o:spid="_x0000_s1193" style="position:absolute;visibility:visible;mso-wrap-style:square" from="17487,18239" to="17490,18932" o:connectortype="straight" o:gfxdata="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" strokeweight="2pt"/>
-                  <v:rect id="Rectangle 98" o:spid="_x0000_s1194" style="position:absolute;left:14295;top:18258;width:1474;height:309;visibility:visible;mso-wrap-style:square;v-text-anchor:top" o:gfxdata="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" filled="f" stroked="f" strokeweight=".25pt">
+                  <v:line id="Line 95" o:spid="_x0000_s1195" style="position:absolute;visibility:visible;mso-wrap-style:square" from="14221,18587" to="19990,18588" o:connectortype="straight" o:gfxdata="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" strokeweight="2pt"/>
+                  <v:line id="Line 96" o:spid="_x0000_s1196" style="position:absolute;visibility:visible;mso-wrap-style:square" from="14219,18939" to="19988,18941" o:connectortype="straight" o:gfxdata="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" strokeweight="2pt"/>
+                  <v:line id="Line 97" o:spid="_x0000_s1197" style="position:absolute;visibility:visible;mso-wrap-style:square" from="17487,18239" to="17490,18932" o:connectortype="straight" o:gfxdata="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" strokeweight="2pt"/>
+                  <v:rect id="Rectangle 98" o:spid="_x0000_s1198" style="position:absolute;left:14295;top:18258;width:1474;height:309;visibility:visible;mso-wrap-style:square;v-text-anchor:top" o:gfxdata="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" filled="f" stroked="f" strokeweight=".25pt">
                     <v:textbox inset="1pt,1pt,1pt,1pt">
                       <w:txbxContent>
                         <w:p>
@@ -23425,7 +23111,7 @@
                       </w:txbxContent>
                     </v:textbox>
                   </v:rect>
-                  <v:rect id="Rectangle 99" o:spid="_x0000_s1195" style="position:absolute;left:17577;top:18258;width:2327;height:309;visibility:visible;mso-wrap-style:square;v-text-anchor:top" o:gfxdata="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" filled="f" stroked="f" strokeweight=".25pt">
+                  <v:rect id="Rectangle 99" o:spid="_x0000_s1199" style="position:absolute;left:17577;top:18258;width:2327;height:309;visibility:visible;mso-wrap-style:square;v-text-anchor:top" o:gfxdata="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" filled="f" stroked="f" strokeweight=".25pt">
                     <v:textbox inset="1pt,1pt,1pt,1pt">
                       <w:txbxContent>
                         <w:p>
@@ -23449,7 +23135,7 @@
                       </w:txbxContent>
                     </v:textbox>
                   </v:rect>
-                  <v:rect id="Rectangle 100" o:spid="_x0000_s1196" style="position:absolute;left:17591;top:18613;width:2326;height:309;visibility:visible;mso-wrap-style:square;v-text-anchor:top" o:gfxdata="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" filled="f" stroked="f" strokeweight=".25pt">
+                  <v:rect id="Rectangle 100" o:spid="_x0000_s1200" style="position:absolute;left:17591;top:18613;width:2326;height:309;visibility:visible;mso-wrap-style:square;v-text-anchor:top" o:gfxdata="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" filled="f" stroked="f" strokeweight=".25pt">
                     <v:textbox inset="1pt,1pt,1pt,1pt">
                       <w:txbxContent>
                         <w:p>
@@ -23474,9 +23160,9 @@
                       </w:txbxContent>
                     </v:textbox>
                   </v:rect>
-                  <v:line id="Line 101" o:spid="_x0000_s1197" style="position:absolute;visibility:visible;mso-wrap-style:square" from="14755,18594" to="14757,18932" o:connectortype="straight" o:gfxdata="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" strokeweight="1pt"/>
-                  <v:line id="Line 102" o:spid="_x0000_s1198" style="position:absolute;visibility:visible;mso-wrap-style:square" from="15301,18595" to="15303,18933" o:connectortype="straight" o:gfxdata="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" strokeweight="1pt"/>
-                  <v:rect id="Rectangle 103" o:spid="_x0000_s1199" style="position:absolute;left:14295;top:19221;width:5609;height:440;visibility:visible;mso-wrap-style:square;v-text-anchor:top" o:gfxdata="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" filled="f" stroked="f" strokeweight=".25pt">
+                  <v:line id="Line 101" o:spid="_x0000_s1201" style="position:absolute;visibility:visible;mso-wrap-style:square" from="14755,18594" to="14757,18932" o:connectortype="straight" o:gfxdata="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" strokeweight="1pt"/>
+                  <v:line id="Line 102" o:spid="_x0000_s1202" style="position:absolute;visibility:visible;mso-wrap-style:square" from="15301,18595" to="15303,18933" o:connectortype="straight" o:gfxdata="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" strokeweight="1pt"/>
+                  <v:rect id="Rectangle 103" o:spid="_x0000_s1203" style="position:absolute;left:14295;top:19221;width:5609;height:440;visibility:visible;mso-wrap-style:square;v-text-anchor:top" o:gfxdata="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" filled="f" stroked="f" strokeweight=".25pt">
                     <v:textbox inset="1pt,1pt,1pt,1pt">
                       <w:txbxContent>
                         <w:p>
@@ -23507,7 +23193,7 @@
                     </v:textbox>
                   </v:rect>
                 </v:group>
-                <v:rect id="Rectangle 104" o:spid="_x0000_s1200" style="position:absolute;left:8621;top:15399;width:180;height:180;visibility:visible;mso-wrap-style:square;v-text-anchor:top" o:gfxdata="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" filled="f" stroked="f" strokeweight=".25pt">
+                <v:rect id="Rectangle 104" o:spid="_x0000_s1204" style="position:absolute;left:8621;top:15399;width:180;height:180;visibility:visible;mso-wrap-style:square;v-text-anchor:top" o:gfxdata="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" filled="f" stroked="f" strokeweight=".25pt">
                   <v:textbox inset="1pt,1pt,1pt,1pt">
                     <w:txbxContent>
                       <w:p>
@@ -23565,25 +23251,7 @@
           <w:sz w:val="28"/>
           <w:szCs w:val="28"/>
         </w:rPr>
-        <w:t>(</w:t>
-      </w:r>
-      <w:proofErr w:type="gramStart"/>
-      <w:r>
-        <w:rPr>
-          <w:color w:val="FF0000"/>
-          <w:sz w:val="28"/>
-          <w:szCs w:val="28"/>
-        </w:rPr>
-        <w:t>идентично  ТЗ</w:t>
-      </w:r>
-      <w:proofErr w:type="gramEnd"/>
-      <w:r>
-        <w:rPr>
-          <w:color w:val="FF0000"/>
-          <w:sz w:val="28"/>
-          <w:szCs w:val="28"/>
-        </w:rPr>
-        <w:t>)</w:t>
+        <w:t>(идентично  ТЗ)</w:t>
       </w:r>
     </w:p>
     <w:p>
@@ -24779,8 +24447,8 @@
           </mc:Choice>
           <mc:Fallback>
             <w:pict>
-              <v:group w14:anchorId="3A89597C" id="Группа 105" o:spid="_x0000_s1201" style="position:absolute;left:0;text-align:left;margin-left:-48pt;margin-top:-4.45pt;width:530.2pt;height:804.85pt;z-index:251671552" coordorigin="1012,382" coordsize="10604,16097" o:gfxdata="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">
-                <v:rect id="Rectangle 106" o:spid="_x0000_s1202" style="position:absolute;left:5231;top:15802;width:5746;height:383;visibility:visible;mso-wrap-style:square;v-text-anchor:top" o:gfxdata="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" filled="f" stroked="f" strokeweight=".25pt">
+              <v:group w14:anchorId="3A89597C" id="Группа 105" o:spid="_x0000_s1205" style="position:absolute;left:0;text-align:left;margin-left:-48pt;margin-top:-4.45pt;width:530.2pt;height:804.85pt;z-index:251671552" coordorigin="1012,382" coordsize="10604,16097" o:gfxdata="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">
+                <v:rect id="Rectangle 106" o:spid="_x0000_s1206" style="position:absolute;left:5231;top:15802;width:5746;height:383;visibility:visible;mso-wrap-style:square;v-text-anchor:top" o:gfxdata="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" filled="f" stroked="f" strokeweight=".25pt">
                   <v:textbox inset="1pt,1pt,1pt,1pt">
                     <w:txbxContent>
                       <w:p>
@@ -24819,24 +24487,24 @@
                     </w:txbxContent>
                   </v:textbox>
                 </v:rect>
-                <v:group id="Group 107" o:spid="_x0000_s1203" style="position:absolute;left:1012;top:382;width:10604;height:16097" coordorigin="1012,382" coordsize="10604,16097" o:gfxdata="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">
-                  <v:group id="Group 108" o:spid="_x0000_s1204" style="position:absolute;left:1012;top:382;width:10604;height:16052" coordorigin="957,-1746" coordsize="10604,16052" o:gfxdata="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">
-                    <v:rect id="Rectangle 109" o:spid="_x0000_s1205" style="position:absolute;left:957;top:-1746;width:10577;height:16046;visibility:visible;mso-wrap-style:square;v-text-anchor:top" o:gfxdata="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" filled="f" strokeweight="2pt"/>
-                    <v:group id="Group 110" o:spid="_x0000_s1206" style="position:absolute;left:970;top:13450;width:10591;height:856" coordorigin="970,13450" coordsize="10591,856" o:gfxdata="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">
-                      <v:line id="Line 111" o:spid="_x0000_s1207" style="position:absolute;flip:y;visibility:visible;mso-wrap-style:square" from="970,13980" to="5117,13994" o:connectortype="straight" o:gfxdata="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" strokeweight="1pt"/>
-                      <v:line id="Line 112" o:spid="_x0000_s1208" style="position:absolute;visibility:visible;mso-wrap-style:square" from="1712,13456" to="1713,14290" o:connectortype="straight" o:gfxdata="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" strokeweight="2pt"/>
-                      <v:line id="Line 113" o:spid="_x0000_s1209" style="position:absolute;visibility:visible;mso-wrap-style:square" from="5127,13456" to="5128,14282" o:connectortype="straight" o:gfxdata="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" strokeweight="2pt"/>
-                      <v:line id="Line 114" o:spid="_x0000_s1210" style="position:absolute;flip:y;visibility:visible;mso-wrap-style:square" from="970,13450" to="11522,13456" o:connectortype="straight" o:gfxdata="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" strokeweight="2pt"/>
-                      <v:line id="Line 115" o:spid="_x0000_s1211" style="position:absolute;visibility:visible;mso-wrap-style:square" from="2380,13456" to="2381,14290" o:connectortype="straight" o:gfxdata="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" strokeweight="2pt"/>
-                      <v:line id="Line 116" o:spid="_x0000_s1212" style="position:absolute;visibility:visible;mso-wrap-style:square" from="3710,13456" to="3711,14290" o:connectortype="straight" o:gfxdata="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" strokeweight="2pt"/>
-                      <v:line id="Line 117" o:spid="_x0000_s1213" style="position:absolute;visibility:visible;mso-wrap-style:square" from="4560,13464" to="4561,14290" o:connectortype="straight" o:gfxdata="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" strokeweight="2pt"/>
-                      <v:line id="Line 118" o:spid="_x0000_s1214" style="position:absolute;flip:y;visibility:visible;mso-wrap-style:square" from="970,13733" to="5117,13753" o:connectortype="straight" o:gfxdata="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" strokeweight="1pt"/>
-                      <v:group id="Group 119" o:spid="_x0000_s1215" style="position:absolute;left:10937;top:13472;width:624;height:834" coordorigin="10937,13472" coordsize="624,834" o:gfxdata="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">
-                        <v:group id="Group 120" o:spid="_x0000_s1216" style="position:absolute;left:10966;top:13472;width:563;height:834" coordorigin="10966,13472" coordsize="563,834" o:gfxdata="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">
-                          <v:line id="Line 121" o:spid="_x0000_s1217" style="position:absolute;visibility:visible;mso-wrap-style:square" from="10973,13881" to="11529,13882" o:connectortype="straight" o:gfxdata="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" strokeweight="1pt"/>
-                          <v:line id="Line 122" o:spid="_x0000_s1218" style="position:absolute;visibility:visible;mso-wrap-style:square" from="10966,13472" to="10968,14306" o:connectortype="straight" o:gfxdata="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" strokeweight="2pt"/>
+                <v:group id="Group 107" o:spid="_x0000_s1207" style="position:absolute;left:1012;top:382;width:10604;height:16097" coordorigin="1012,382" coordsize="10604,16097" o:gfxdata="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">
+                  <v:group id="Group 108" o:spid="_x0000_s1208" style="position:absolute;left:1012;top:382;width:10604;height:16052" coordorigin="957,-1746" coordsize="10604,16052" o:gfxdata="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">
+                    <v:rect id="Rectangle 109" o:spid="_x0000_s1209" style="position:absolute;left:957;top:-1746;width:10577;height:16046;visibility:visible;mso-wrap-style:square;v-text-anchor:top" o:gfxdata="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" filled="f" strokeweight="2pt"/>
+                    <v:group id="Group 110" o:spid="_x0000_s1210" style="position:absolute;left:970;top:13450;width:10591;height:856" coordorigin="970,13450" coordsize="10591,856" o:gfxdata="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">
+                      <v:line id="Line 111" o:spid="_x0000_s1211" style="position:absolute;flip:y;visibility:visible;mso-wrap-style:square" from="970,13980" to="5117,13994" o:connectortype="straight" o:gfxdata="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" strokeweight="1pt"/>
+                      <v:line id="Line 112" o:spid="_x0000_s1212" style="position:absolute;visibility:visible;mso-wrap-style:square" from="1712,13456" to="1713,14290" o:connectortype="straight" o:gfxdata="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" strokeweight="2pt"/>
+                      <v:line id="Line 113" o:spid="_x0000_s1213" style="position:absolute;visibility:visible;mso-wrap-style:square" from="5127,13456" to="5128,14282" o:connectortype="straight" o:gfxdata="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" strokeweight="2pt"/>
+                      <v:line id="Line 114" o:spid="_x0000_s1214" style="position:absolute;flip:y;visibility:visible;mso-wrap-style:square" from="970,13450" to="11522,13456" o:connectortype="straight" o:gfxdata="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" strokeweight="2pt"/>
+                      <v:line id="Line 115" o:spid="_x0000_s1215" style="position:absolute;visibility:visible;mso-wrap-style:square" from="2380,13456" to="2381,14290" o:connectortype="straight" o:gfxdata="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" strokeweight="2pt"/>
+                      <v:line id="Line 116" o:spid="_x0000_s1216" style="position:absolute;visibility:visible;mso-wrap-style:square" from="3710,13456" to="3711,14290" o:connectortype="straight" o:gfxdata="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" strokeweight="2pt"/>
+                      <v:line id="Line 117" o:spid="_x0000_s1217" style="position:absolute;visibility:visible;mso-wrap-style:square" from="4560,13464" to="4561,14290" o:connectortype="straight" o:gfxdata="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" strokeweight="2pt"/>
+                      <v:line id="Line 118" o:spid="_x0000_s1218" style="position:absolute;flip:y;visibility:visible;mso-wrap-style:square" from="970,13733" to="5117,13753" o:connectortype="straight" o:gfxdata="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" strokeweight="1pt"/>
+                      <v:group id="Group 119" o:spid="_x0000_s1219" style="position:absolute;left:10937;top:13472;width:624;height:834" coordorigin="10937,13472" coordsize="624,834" o:gfxdata="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">
+                        <v:group id="Group 120" o:spid="_x0000_s1220" style="position:absolute;left:10966;top:13472;width:563;height:834" coordorigin="10966,13472" coordsize="563,834" o:gfxdata="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">
+                          <v:line id="Line 121" o:spid="_x0000_s1221" style="position:absolute;visibility:visible;mso-wrap-style:square" from="10973,13881" to="11529,13882" o:connectortype="straight" o:gfxdata="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" strokeweight="1pt"/>
+                          <v:line id="Line 122" o:spid="_x0000_s1222" style="position:absolute;visibility:visible;mso-wrap-style:square" from="10966,13472" to="10968,14306" o:connectortype="straight" o:gfxdata="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" strokeweight="2pt"/>
                         </v:group>
-                        <v:rect id="Rectangle 123" o:spid="_x0000_s1219" style="position:absolute;left:10989;top:13946;width:454;height:283;visibility:visible;mso-wrap-style:square;v-text-anchor:top" o:gfxdata="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" filled="f" stroked="f" strokeweight=".25pt">
+                        <v:rect id="Rectangle 123" o:spid="_x0000_s1223" style="position:absolute;left:10989;top:13946;width:454;height:283;visibility:visible;mso-wrap-style:square;v-text-anchor:top" o:gfxdata="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" filled="f" stroked="f" strokeweight=".25pt">
                           <v:textbox inset="1pt,1pt,1pt,1pt">
                             <w:txbxContent>
                               <w:p>
@@ -24852,7 +24520,7 @@
                             </w:txbxContent>
                           </v:textbox>
                         </v:rect>
-                        <v:rect id="Rectangle 124" o:spid="_x0000_s1220" style="position:absolute;left:10937;top:13542;width:624;height:227;visibility:visible;mso-wrap-style:square;v-text-anchor:top" o:gfxdata="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" filled="f" stroked="f" strokeweight=".25pt">
+                        <v:rect id="Rectangle 124" o:spid="_x0000_s1224" style="position:absolute;left:10937;top:13542;width:624;height:227;visibility:visible;mso-wrap-style:square;v-text-anchor:top" o:gfxdata="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" filled="f" stroked="f" strokeweight=".25pt">
                           <v:textbox inset="1pt,1pt,1pt,1pt">
                             <w:txbxContent>
                               <w:p>
@@ -24880,7 +24548,7 @@
                       </v:group>
                     </v:group>
                   </v:group>
-                  <v:rect id="Rectangle 125" o:spid="_x0000_s1221" style="position:absolute;left:1236;top:16122;width:540;height:324;visibility:visible;mso-wrap-style:square;v-text-anchor:top" o:gfxdata="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" filled="f" stroked="f" strokeweight=".25pt">
+                  <v:rect id="Rectangle 125" o:spid="_x0000_s1225" style="position:absolute;left:1236;top:16122;width:540;height:324;visibility:visible;mso-wrap-style:square;v-text-anchor:top" o:gfxdata="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" filled="f" stroked="f" strokeweight=".25pt">
                     <v:textbox inset="1pt,1pt,1pt,1pt">
                       <w:txbxContent>
                         <w:p>
@@ -24905,7 +24573,7 @@
                       </w:txbxContent>
                     </v:textbox>
                   </v:rect>
-                  <v:rect id="Rectangle 126" o:spid="_x0000_s1222" style="position:absolute;left:1741;top:16119;width:720;height:360;visibility:visible;mso-wrap-style:square;v-text-anchor:top" o:gfxdata="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" filled="f" stroked="f" strokeweight=".25pt">
+                  <v:rect id="Rectangle 126" o:spid="_x0000_s1226" style="position:absolute;left:1741;top:16119;width:720;height:360;visibility:visible;mso-wrap-style:square;v-text-anchor:top" o:gfxdata="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" filled="f" stroked="f" strokeweight=".25pt">
                     <v:textbox inset="1pt,1pt,1pt,1pt">
                       <w:txbxContent>
                         <w:p>
@@ -24930,7 +24598,7 @@
                       </w:txbxContent>
                     </v:textbox>
                   </v:rect>
-                  <v:rect id="Rectangle 127" o:spid="_x0000_s1223" style="position:absolute;left:2676;top:16138;width:900;height:324;visibility:visible;mso-wrap-style:square;v-text-anchor:top" o:gfxdata="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" filled="f" stroked="f" strokeweight=".25pt">
+                  <v:rect id="Rectangle 127" o:spid="_x0000_s1227" style="position:absolute;left:2676;top:16138;width:900;height:324;visibility:visible;mso-wrap-style:square;v-text-anchor:top" o:gfxdata="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" filled="f" stroked="f" strokeweight=".25pt">
                     <v:textbox inset="1pt,1pt,1pt,1pt">
                       <w:txbxContent>
                         <w:p>
@@ -24955,7 +24623,7 @@
                       </w:txbxContent>
                     </v:textbox>
                   </v:rect>
-                  <v:rect id="Rectangle 128" o:spid="_x0000_s1224" style="position:absolute;left:3744;top:16164;width:900;height:225;visibility:visible;mso-wrap-style:square;v-text-anchor:top" o:gfxdata="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" filled="f" stroked="f" strokeweight=".25pt">
+                  <v:rect id="Rectangle 128" o:spid="_x0000_s1228" style="position:absolute;left:3744;top:16164;width:900;height:225;visibility:visible;mso-wrap-style:square;v-text-anchor:top" o:gfxdata="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" filled="f" stroked="f" strokeweight=".25pt">
                     <v:textbox inset="1pt,1pt,1pt,1pt">
                       <w:txbxContent>
                         <w:p>
@@ -24980,7 +24648,7 @@
                       </w:txbxContent>
                     </v:textbox>
                   </v:rect>
-                  <v:rect id="Rectangle 129" o:spid="_x0000_s1225" style="position:absolute;left:4536;top:16149;width:720;height:225;visibility:visible;mso-wrap-style:square;v-text-anchor:top" o:gfxdata="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" filled="f" stroked="f" strokeweight=".25pt">
+                  <v:rect id="Rectangle 129" o:spid="_x0000_s1229" style="position:absolute;left:4536;top:16149;width:720;height:225;visibility:visible;mso-wrap-style:square;v-text-anchor:top" o:gfxdata="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" filled="f" stroked="f" strokeweight=".25pt">
                     <v:textbox inset="1pt,1pt,1pt,1pt">
                       <w:txbxContent>
                         <w:p>
@@ -25006,7 +24674,7 @@
                     </v:textbox>
                   </v:rect>
                 </v:group>
-                <v:rect id="Rectangle 130" o:spid="_x0000_s1226" style="position:absolute;left:11044;top:16055;width:454;height:311;visibility:visible;mso-wrap-style:square;v-text-anchor:top" o:gfxdata="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" filled="f" stroked="f" strokeweight=".25pt">
+                <v:rect id="Rectangle 130" o:spid="_x0000_s1230" style="position:absolute;left:11044;top:16055;width:454;height:311;visibility:visible;mso-wrap-style:square;v-text-anchor:top" o:gfxdata="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" filled="f" stroked="f" strokeweight=".25pt">
                   <v:textbox inset="1pt,1pt,1pt,1pt">
                     <w:txbxContent>
                       <w:p>
